--- a/plantilla_contrato.docx
+++ b/plantilla_contrato.docx
@@ -1,6 +1,6 @@
 
 <file path=word/document.xml><?xml version="1.0" encoding="utf-8"?>
-<w:document xmlns:mc="http://schemas.openxmlformats.org/markup-compatibility/2006" xmlns:r="http://schemas.openxmlformats.org/officeDocument/2006/relationships" xmlns:w="http://schemas.openxmlformats.org/wordprocessingml/2006/main" xmlns:w14="http://schemas.microsoft.com/office/word/2010/wordml" mc:Ignorable="w14 w15 w16se w16cid w16 w16cex w16sdtdh w16sdtfl w16du wp14">
+<w:document xmlns:wpc="http://schemas.microsoft.com/office/word/2010/wordprocessingCanvas" xmlns:cx="http://schemas.microsoft.com/office/drawing/2014/chartex" xmlns:cx1="http://schemas.microsoft.com/office/drawing/2015/9/8/chartex" xmlns:cx2="http://schemas.microsoft.com/office/drawing/2015/10/21/chartex" xmlns:cx3="http://schemas.microsoft.com/office/drawing/2016/5/9/chartex" xmlns:cx4="http://schemas.microsoft.com/office/drawing/2016/5/10/chartex" xmlns:cx5="http://schemas.microsoft.com/office/drawing/2016/5/11/chartex" xmlns:cx6="http://schemas.microsoft.com/office/drawing/2016/5/12/chartex" xmlns:cx7="http://schemas.microsoft.com/office/drawing/2016/5/13/chartex" xmlns:cx8="http://schemas.microsoft.com/office/drawing/2016/5/14/chartex" xmlns:mc="http://schemas.openxmlformats.org/markup-compatibility/2006" xmlns:aink="http://schemas.microsoft.com/office/drawing/2016/ink" xmlns:am3d="http://schemas.microsoft.com/office/drawing/2017/model3d" xmlns:o="urn:schemas-microsoft-com:office:office" xmlns:oel="http://schemas.microsoft.com/office/2019/extlst" xmlns:r="http://schemas.openxmlformats.org/officeDocument/2006/relationships" xmlns:m="http://schemas.openxmlformats.org/officeDocument/2006/math" xmlns:v="urn:schemas-microsoft-com:vml" xmlns:wp14="http://schemas.microsoft.com/office/word/2010/wordprocessingDrawing" xmlns:wp="http://schemas.openxmlformats.org/drawingml/2006/wordprocessingDrawing" xmlns:w10="urn:schemas-microsoft-com:office:word" xmlns:w="http://schemas.openxmlformats.org/wordprocessingml/2006/main" xmlns:w14="http://schemas.microsoft.com/office/word/2010/wordml" xmlns:w15="http://schemas.microsoft.com/office/word/2012/wordml" xmlns:w16cex="http://schemas.microsoft.com/office/word/2018/wordml/cex" xmlns:w16cid="http://schemas.microsoft.com/office/word/2016/wordml/cid" xmlns:w16="http://schemas.microsoft.com/office/word/2018/wordml" xmlns:w16du="http://schemas.microsoft.com/office/word/2023/wordml/word16du" xmlns:w16sdtdh="http://schemas.microsoft.com/office/word/2020/wordml/sdtdatahash" xmlns:w16sdtfl="http://schemas.microsoft.com/office/word/2024/wordml/sdtformatlock" xmlns:w16se="http://schemas.microsoft.com/office/word/2015/wordml/symex" xmlns:wpg="http://schemas.microsoft.com/office/word/2010/wordprocessingGroup" xmlns:wpi="http://schemas.microsoft.com/office/word/2010/wordprocessingInk" xmlns:wne="http://schemas.microsoft.com/office/word/2006/wordml" xmlns:wps="http://schemas.microsoft.com/office/word/2010/wordprocessingShape" mc:Ignorable="w14 w15 w16se w16cid w16 w16cex w16sdtdh w16sdtfl w16du wp14">
   <w:body>
     <w:tbl>
       <w:tblPr>
@@ -62,7 +62,6 @@
               <w:rPr>
                 <w:rFonts w:ascii="Arial" w:eastAsia="Times New Roman" w:hAnsi="Arial" w:cs="Arial"/>
                 <w:color w:val="000000" w:themeColor="text1"/>
-                <w:highlight w:val="red"/>
               </w:rPr>
             </w:pPr>
             <w:r>
@@ -256,7 +255,6 @@
                 <w:color w:val="000000"/>
                 <w:sz w:val="22"/>
                 <w:szCs w:val="22"/>
-                <w:highlight w:val="red"/>
               </w:rPr>
             </w:pPr>
             <w:r>
@@ -335,7 +333,6 @@
                 <w:color w:val="000000"/>
                 <w:sz w:val="22"/>
                 <w:szCs w:val="22"/>
-                <w:highlight w:val="red"/>
               </w:rPr>
             </w:pPr>
             <w:r>
@@ -397,7 +394,6 @@
               <w:rPr>
                 <w:rFonts w:ascii="Arial" w:hAnsi="Arial" w:cs="Arial"/>
                 <w:color w:val="000000" w:themeColor="text1"/>
-                <w:highlight w:val="red"/>
               </w:rPr>
             </w:pPr>
             <w:r>
@@ -515,7 +511,6 @@
               <w:textAlignment w:val="baseline"/>
               <w:rPr>
                 <w:rFonts w:ascii="Arial" w:eastAsia="Arial" w:hAnsi="Arial" w:cs="Arial"/>
-                <w:highlight w:val="red"/>
               </w:rPr>
             </w:pPr>
             <w:r>
@@ -574,7 +569,6 @@
               <w:rPr>
                 <w:rFonts w:ascii="Arial" w:hAnsi="Arial" w:cs="Arial"/>
                 <w:color w:val="000000"/>
-                <w:highlight w:val="red"/>
               </w:rPr>
             </w:pPr>
             <w:r>
@@ -1337,7 +1331,6 @@
           <w:color w:val="0D0D0D" w:themeColor="text1" w:themeTint="F2"/>
           <w:sz w:val="22"/>
           <w:szCs w:val="22"/>
-          <w:highlight w:val="red"/>
         </w:rPr>
       </w:pPr>
       <w:r>

--- a/plantilla_contrato.docx
+++ b/plantilla_contrato.docx
@@ -69,35 +69,7 @@
                 <w:rFonts w:ascii="Arial" w:eastAsia="Times New Roman" w:hAnsi="Arial" w:cs="Arial"/>
                 <w:color w:val="000000" w:themeColor="text1"/>
               </w:rPr>
-              <w:t xml:space="preserve">{numero_contrato}</w:t>
-            </w:r>
-            <w:r>
-              <w:rPr>
-                <w:rFonts w:ascii="Arial" w:eastAsia="Times New Roman" w:hAnsi="Arial" w:cs="Arial"/>
-                <w:color w:val="000000" w:themeColor="text1"/>
-              </w:rPr>
-              <w:t/>
-            </w:r>
-            <w:r>
-              <w:rPr>
-                <w:rFonts w:ascii="Arial" w:eastAsia="Times New Roman" w:hAnsi="Arial" w:cs="Arial"/>
-                <w:color w:val="000000" w:themeColor="text1"/>
-              </w:rPr>
-              <w:t/>
-            </w:r>
-            <w:r>
-              <w:rPr>
-                <w:rFonts w:ascii="Arial" w:eastAsia="Times New Roman" w:hAnsi="Arial" w:cs="Arial"/>
-                <w:color w:val="000000" w:themeColor="text1"/>
-              </w:rPr>
-              <w:t/>
-            </w:r>
-            <w:r>
-              <w:rPr>
-                <w:rFonts w:ascii="Arial" w:eastAsia="Times New Roman" w:hAnsi="Arial" w:cs="Arial"/>
-                <w:color w:val="000000" w:themeColor="text1"/>
-              </w:rPr>
-              <w:t/>
+              <w:t>{numero_contrato}</w:t>
             </w:r>
           </w:p>
         </w:tc>
@@ -266,18 +238,7 @@
                 <w:sz w:val="22"/>
                 <w:szCs w:val="22"/>
               </w:rPr>
-              <w:t xml:space="preserve">{nombre_contratista}</w:t>
-            </w:r>
-            <w:r>
-              <w:rPr>
-                <w:rFonts w:cs="Arial"/>
-                <w:b/>
-                <w:bCs/>
-                <w:color w:val="000000" w:themeColor="text1"/>
-                <w:sz w:val="22"/>
-                <w:szCs w:val="22"/>
-              </w:rPr>
-              <w:t xml:space="preserve"/>
+              <w:t>{nombre_contratista}</w:t>
             </w:r>
           </w:p>
         </w:tc>
@@ -342,7 +303,7 @@
                 <w:sz w:val="22"/>
                 <w:szCs w:val="22"/>
               </w:rPr>
-              <w:t xml:space="preserve">{cedula_contratista}</w:t>
+              <w:t>{cedula_contratista}</w:t>
             </w:r>
           </w:p>
         </w:tc>
@@ -401,7 +362,7 @@
                 <w:rFonts w:ascii="Arial" w:hAnsi="Arial" w:cs="Arial"/>
                 <w:color w:val="000000" w:themeColor="text1"/>
               </w:rPr>
-              <w:t xml:space="preserve">{objeto_contrato}</w:t>
+              <w:t>{objeto_contrato}</w:t>
             </w:r>
           </w:p>
         </w:tc>
@@ -519,7 +480,7 @@
                 <w:color w:val="000000" w:themeColor="text1"/>
                 <w:lang w:val="es-CO"/>
               </w:rPr>
-              <w:t xml:space="preserve">{valor_total_texto}</w:t>
+              <w:t>{valor_total_texto}</w:t>
             </w:r>
           </w:p>
         </w:tc>
@@ -578,52 +539,7 @@
                 <w:color w:val="000000"/>
                 <w:shd w:val="clear" w:color="auto" w:fill="FFFFFF"/>
               </w:rPr>
-              <w:t xml:space="preserve">{plazo_texto}</w:t>
-            </w:r>
-            <w:r>
-              <w:rPr>
-                <w:rStyle w:val="normaltextrun"/>
-                <w:rFonts w:ascii="Arial" w:hAnsi="Arial" w:cs="Arial"/>
-                <w:color w:val="000000"/>
-                <w:shd w:val="clear" w:color="auto" w:fill="FFFFFF"/>
-              </w:rPr>
-              <w:t/>
-            </w:r>
-            <w:r>
-              <w:rPr>
-                <w:rStyle w:val="normaltextrun"/>
-                <w:rFonts w:ascii="Arial" w:hAnsi="Arial" w:cs="Arial"/>
-                <w:color w:val="000000"/>
-                <w:shd w:val="clear" w:color="auto" w:fill="FFFFFF"/>
-              </w:rPr>
-              <w:t xml:space="preserve"/>
-            </w:r>
-            <w:r>
-              <w:rPr>
-                <w:rStyle w:val="normaltextrun"/>
-                <w:rFonts w:ascii="Arial" w:hAnsi="Arial" w:cs="Arial"/>
-                <w:color w:val="000000"/>
-                <w:shd w:val="clear" w:color="auto" w:fill="FFFFFF"/>
-              </w:rPr>
-              <w:t xml:space="preserve"/>
-            </w:r>
-            <w:r>
-              <w:rPr>
-                <w:rStyle w:val="normaltextrun"/>
-                <w:rFonts w:ascii="Arial" w:hAnsi="Arial" w:cs="Arial"/>
-                <w:color w:val="000000"/>
-                <w:shd w:val="clear" w:color="auto" w:fill="FFFFFF"/>
-              </w:rPr>
-              <w:t/>
-            </w:r>
-            <w:r>
-              <w:rPr>
-                <w:rStyle w:val="normaltextrun"/>
-                <w:rFonts w:ascii="Arial" w:hAnsi="Arial" w:cs="Arial"/>
-                <w:color w:val="000000"/>
-                <w:shd w:val="clear" w:color="auto" w:fill="FFFFFF"/>
-              </w:rPr>
-              <w:t/>
+              <w:t>{plazo_texto}</w:t>
             </w:r>
           </w:p>
         </w:tc>
@@ -645,6 +561,7 @@
     </w:p>
     <w:p>
       <w:pPr>
+        <w:ind w:right="-425"/>
         <w:jc w:val="both"/>
         <w:rPr>
           <w:rFonts w:ascii="Arial" w:eastAsia="Arial" w:hAnsi="Arial" w:cs="Arial"/>
@@ -1005,7 +922,7 @@
           <w:bCs/>
           <w:color w:val="000000"/>
         </w:rPr>
-        <w:t xml:space="preserve">{nombre_contratista}</w:t>
+        <w:t>{nombre_contratista}</w:t>
       </w:r>
       <w:r>
         <w:rPr>
@@ -1065,7 +982,7 @@
           <w:rFonts w:ascii="Arial" w:eastAsia="Arial" w:hAnsi="Arial" w:cs="Arial"/>
           <w:color w:val="000000" w:themeColor="text1"/>
         </w:rPr>
-        <w:t xml:space="preserve">{cedula_contratista}</w:t>
+        <w:t>{cedula_contratista}</w:t>
       </w:r>
       <w:r>
         <w:rPr>
@@ -1177,7 +1094,7 @@
           <w:rFonts w:ascii="Arial" w:hAnsi="Arial" w:cs="Arial"/>
           <w:color w:val="000000" w:themeColor="text1"/>
         </w:rPr>
-        <w:t xml:space="preserve">{objeto_contrato}</w:t>
+        <w:t>{objeto_contrato}</w:t>
       </w:r>
     </w:p>
     <w:p>
@@ -1230,44 +1147,7 @@
           <w:sz w:val="22"/>
           <w:szCs w:val="22"/>
         </w:rPr>
-        <w:t xml:space="preserve">{alcance}</w:t>
-      </w:r>
-      <w:r>
-        <w:rPr>
-          <w:rFonts w:eastAsia="Arial" w:cs="Arial"/>
-          <w:color w:val="000000" w:themeColor="text1"/>
-          <w:sz w:val="22"/>
-          <w:szCs w:val="22"/>
-        </w:rPr>
-        <w:t/>
-      </w:r>
-      <w:r>
-        <w:rPr>
-          <w:rFonts w:eastAsiaTheme="minorEastAsia" w:cs="Arial"/>
-          <w:color w:val="000000" w:themeColor="text1"/>
-          <w:sz w:val="22"/>
-          <w:szCs w:val="22"/>
-          <w:lang w:eastAsia="es-CO"/>
-        </w:rPr>
-        <w:t/>
-      </w:r>
-      <w:r>
-        <w:rPr>
-          <w:rFonts w:eastAsiaTheme="majorEastAsia" w:cs="Arial"/>
-          <w:sz w:val="22"/>
-          <w:szCs w:val="22"/>
-        </w:rPr>
-        <w:t xml:space="preserve"/>
-      </w:r>
-      <w:r>
-        <w:rPr>
-          <w:rFonts w:cs="Arial"/>
-          <w:color w:val="000000" w:themeColor="text1"/>
-          <w:sz w:val="22"/>
-          <w:szCs w:val="22"/>
-          <w:lang w:val="es-ES" w:eastAsia="es-CO"/>
-        </w:rPr>
-        <w:t/>
+        <w:t>{alcance}</w:t>
       </w:r>
     </w:p>
     <w:p>
@@ -1341,7 +1221,7 @@
           <w:sz w:val="22"/>
           <w:szCs w:val="22"/>
         </w:rPr>
-        <w:t xml:space="preserve">{actividades_principales}</w:t>
+        <w:t>{actividades_principales}</w:t>
       </w:r>
     </w:p>
     <w:p>
@@ -1413,7 +1293,7 @@
           <w:szCs w:val="22"/>
           <w:shd w:val="clear" w:color="auto" w:fill="FFFFFF"/>
         </w:rPr>
-        <w:t xml:space="preserve">{fecha_terminacion_texto}</w:t>
+        <w:t>{fecha_terminacion_texto}</w:t>
       </w:r>
       <w:r>
         <w:rPr>
@@ -1424,61 +1304,6 @@
           <w:szCs w:val="22"/>
           <w:shd w:val="clear" w:color="auto" w:fill="FFFFFF"/>
         </w:rPr>
-        <w:t/>
-      </w:r>
-      <w:r>
-        <w:rPr>
-          <w:rStyle w:val="normaltextrun"/>
-          <w:rFonts w:cs="Arial"/>
-          <w:color w:val="000000"/>
-          <w:sz w:val="22"/>
-          <w:szCs w:val="22"/>
-          <w:shd w:val="clear" w:color="auto" w:fill="FFFFFF"/>
-        </w:rPr>
-        <w:t xml:space="preserve"/>
-      </w:r>
-      <w:r>
-        <w:rPr>
-          <w:rStyle w:val="normaltextrun"/>
-          <w:rFonts w:cs="Arial"/>
-          <w:color w:val="000000"/>
-          <w:sz w:val="22"/>
-          <w:szCs w:val="22"/>
-          <w:shd w:val="clear" w:color="auto" w:fill="FFFFFF"/>
-        </w:rPr>
-        <w:t xml:space="preserve"/>
-      </w:r>
-      <w:r>
-        <w:rPr>
-          <w:rStyle w:val="normaltextrun"/>
-          <w:rFonts w:cs="Arial"/>
-          <w:color w:val="000000"/>
-          <w:sz w:val="22"/>
-          <w:szCs w:val="22"/>
-          <w:shd w:val="clear" w:color="auto" w:fill="FFFFFF"/>
-        </w:rPr>
-        <w:t/>
-      </w:r>
-      <w:r>
-        <w:rPr>
-          <w:rStyle w:val="normaltextrun"/>
-          <w:rFonts w:cs="Arial"/>
-          <w:color w:val="000000"/>
-          <w:sz w:val="22"/>
-          <w:szCs w:val="22"/>
-          <w:shd w:val="clear" w:color="auto" w:fill="FFFFFF"/>
-        </w:rPr>
-        <w:t/>
-      </w:r>
-      <w:r>
-        <w:rPr>
-          <w:rStyle w:val="normaltextrun"/>
-          <w:rFonts w:cs="Arial"/>
-          <w:color w:val="000000"/>
-          <w:sz w:val="22"/>
-          <w:szCs w:val="22"/>
-          <w:shd w:val="clear" w:color="auto" w:fill="FFFFFF"/>
-        </w:rPr>
         <w:t>.</w:t>
       </w:r>
     </w:p>
@@ -1569,6 +1394,7 @@
     </w:p>
     <w:p>
       <w:pPr>
+        <w:ind w:right="-425"/>
         <w:jc w:val="both"/>
         <w:rPr>
           <w:rFonts w:ascii="Arial" w:eastAsia="Arial" w:hAnsi="Arial" w:cs="Arial"/>
@@ -1610,7 +1436,7 @@
           <w:color w:val="000000" w:themeColor="text1"/>
           <w:lang w:val="es-CO"/>
         </w:rPr>
-        <w:t xml:space="preserve">{valor_total_texto}</w:t>
+        <w:t>{valor_total_texto}</w:t>
       </w:r>
     </w:p>
     <w:p>
@@ -1640,6 +1466,7 @@
           <w:color w:val="0D0D0D" w:themeColor="text1" w:themeTint="F2"/>
           <w:lang w:val="es-CO" w:eastAsia="es-ES"/>
         </w:rPr>
+        <w:lastRenderedPageBreak/>
         <w:t xml:space="preserve">La EMPRESA DE PARQUES Y EVENTOS DE ANTIOQUIA – ACTIVA, pagará al contratista los honorarios mediante  pagos mensuales, proporcionales a los días de servicio prestados con corte al 30 de cada mes, por valor de </w:t>
       </w:r>
       <w:r>
@@ -1648,7 +1475,7 @@
           <w:color w:val="0D0D0D" w:themeColor="text1" w:themeTint="F2"/>
           <w:lang w:val="es-CO" w:eastAsia="es-ES"/>
         </w:rPr>
-        <w:t xml:space="preserve">{valor_mensual_texto}</w:t>
+        <w:t>{valor_mensual_texto}</w:t>
       </w:r>
       <w:r>
         <w:rPr>
@@ -1656,7 +1483,7 @@
           <w:color w:val="0D0D0D" w:themeColor="text1" w:themeTint="F2"/>
           <w:lang w:val="es-CO" w:eastAsia="es-ES"/>
         </w:rPr>
-        <w:t xml:space="preserve"/>
+        <w:t xml:space="preserve"> </w:t>
       </w:r>
       <w:r>
         <w:rPr>
@@ -1664,63 +1491,91 @@
           <w:color w:val="0D0D0D" w:themeColor="text1" w:themeTint="F2"/>
           <w:lang w:val="es-CO" w:eastAsia="es-ES"/>
         </w:rPr>
-        <w:t/>
-      </w:r>
-      <w:r>
+        <w:t xml:space="preserve">una vez el supervisor del contrato emita el respectivo recibo de satisfacción e informe de supervisión conforme a lo estipulado en los estudios previos, como también previa presentación de la cuenta de cobro, documento equivalente y/o factura según el caso; Informe mensual de ejecución de actividades y sus respectivas evidencias según el objeto del contrato. La cuenta de cobro debe ser presentada los treinta (30) de cada mes, en caso de no ser día hábil se debe presentar el día hábil inmediatamente anterior. </w:t>
+      </w:r>
+    </w:p>
+    <w:p>
+      <w:pPr>
+        <w:suppressAutoHyphens/>
+        <w:ind w:right="-425"/>
+        <w:jc w:val="both"/>
         <w:rPr>
           <w:rFonts w:ascii="Arial" w:eastAsia="Times New Roman" w:hAnsi="Arial" w:cs="Arial"/>
           <w:color w:val="0D0D0D" w:themeColor="text1" w:themeTint="F2"/>
           <w:lang w:val="es-CO" w:eastAsia="es-ES"/>
         </w:rPr>
-        <w:t/>
-      </w:r>
-      <w:r>
+      </w:pPr>
+    </w:p>
+    <w:p>
+      <w:pPr>
+        <w:suppressAutoHyphens/>
+        <w:ind w:right="-425"/>
+        <w:jc w:val="both"/>
         <w:rPr>
           <w:rFonts w:ascii="Arial" w:eastAsia="Times New Roman" w:hAnsi="Arial" w:cs="Arial"/>
           <w:color w:val="0D0D0D" w:themeColor="text1" w:themeTint="F2"/>
           <w:lang w:val="es-CO" w:eastAsia="es-ES"/>
         </w:rPr>
-        <w:t/>
-      </w:r>
+      </w:pPr>
       <w:r>
         <w:rPr>
           <w:rFonts w:ascii="Arial" w:eastAsia="Times New Roman" w:hAnsi="Arial" w:cs="Arial"/>
           <w:color w:val="0D0D0D" w:themeColor="text1" w:themeTint="F2"/>
           <w:lang w:val="es-CO" w:eastAsia="es-ES"/>
         </w:rPr>
-        <w:t/>
-      </w:r>
-      <w:r>
+        <w:t xml:space="preserve">La cuenta de cobro, documento equivalente y/o factura debe ir acompañada de la certificación de pago de aportes a los sistemas de salud, riesgos laborales, pensiones y aportes de cajas de compensación familiar, ICBF y SENA, cuando hubiere lugar a ello, según lo establecido en la Ley 789 de 2002. Además de la certificación de la cuenta bancaria donde se realizará la transferencia. </w:t>
+      </w:r>
+    </w:p>
+    <w:p>
+      <w:pPr>
+        <w:suppressAutoHyphens/>
+        <w:ind w:right="-425"/>
+        <w:jc w:val="both"/>
         <w:rPr>
           <w:rFonts w:ascii="Arial" w:eastAsia="Times New Roman" w:hAnsi="Arial" w:cs="Arial"/>
           <w:color w:val="0D0D0D" w:themeColor="text1" w:themeTint="F2"/>
           <w:lang w:val="es-CO" w:eastAsia="es-ES"/>
         </w:rPr>
-        <w:t/>
-      </w:r>
-      <w:r>
+      </w:pPr>
+    </w:p>
+    <w:p>
+      <w:pPr>
+        <w:suppressAutoHyphens/>
+        <w:ind w:right="-425"/>
+        <w:jc w:val="both"/>
         <w:rPr>
           <w:rFonts w:ascii="Arial" w:eastAsia="Times New Roman" w:hAnsi="Arial" w:cs="Arial"/>
           <w:color w:val="0D0D0D" w:themeColor="text1" w:themeTint="F2"/>
           <w:lang w:val="es-CO" w:eastAsia="es-ES"/>
         </w:rPr>
-        <w:t/>
-      </w:r>
-      <w:r>
+      </w:pPr>
+      <w:r>
+        <w:rPr>
+          <w:rFonts w:ascii="Arial" w:eastAsia="Times New Roman" w:hAnsi="Arial" w:cs="Arial"/>
+          <w:color w:val="000000" w:themeColor="text1"/>
+          <w:lang w:val="es-CO" w:eastAsia="es-ES"/>
+        </w:rPr>
+        <w:t>La EMPRESA DE PARQUES Y EVENTOS DE ANTIOQUIA – ACTIVA, dispone de cinco (5) días hábiles para cancelar de la cuenta de cobro, documento equivalente y/o factura, según el caso, después del recibido del total de la documentación por el área financiera y previa deducción de los impuestos, retenciones y descuentos a que hubiere lugar, de acuerdo con las normas y leyes vigentes. En todo caso el pago está supeditado a la disponibilidad de recursos del cliente de ACTIVA.</w:t>
+      </w:r>
+    </w:p>
+    <w:p>
+      <w:pPr>
+        <w:suppressAutoHyphens/>
+        <w:ind w:right="-425"/>
+        <w:jc w:val="both"/>
         <w:rPr>
           <w:rFonts w:ascii="Arial" w:eastAsia="Times New Roman" w:hAnsi="Arial" w:cs="Arial"/>
           <w:color w:val="0D0D0D" w:themeColor="text1" w:themeTint="F2"/>
           <w:lang w:val="es-CO" w:eastAsia="es-ES"/>
         </w:rPr>
-        <w:t xml:space="preserve"> </w:t>
-      </w:r>
+      </w:pPr>
       <w:r>
         <w:rPr>
           <w:rFonts w:ascii="Arial" w:eastAsia="Times New Roman" w:hAnsi="Arial" w:cs="Arial"/>
           <w:color w:val="0D0D0D" w:themeColor="text1" w:themeTint="F2"/>
           <w:lang w:val="es-CO" w:eastAsia="es-ES"/>
         </w:rPr>
-        <w:t xml:space="preserve">una vez el supervisor del contrato emita el respectivo recibo de satisfacción e informe de supervisión conforme a lo estipulado en los estudios previos, como también previa presentación de la cuenta de cobro, documento equivalente y/o factura según el caso; Informe mensual de ejecución de actividades y sus respectivas evidencias según el objeto del contrato. La cuenta de cobro debe ser presentada los treinta (30) de cada mes, en caso de no ser día hábil se debe presentar el día hábil inmediatamente anterior. </w:t>
+        <w:t>Así mismo, para proceder al pago, la EMPRESA DE PARQUES Y EVENTOS DE ANTIOQUIA – ACTIVA, verificará que el contratista se encuentre al día en el pago de sus obligaciones parafiscales y aquellas relacionadas con los sistemas de seguridad social integral.</w:t>
       </w:r>
     </w:p>
     <w:p>
@@ -1752,7 +1607,7 @@
           <w:color w:val="0D0D0D" w:themeColor="text1" w:themeTint="F2"/>
           <w:lang w:val="es-CO" w:eastAsia="es-ES"/>
         </w:rPr>
-        <w:t xml:space="preserve">La cuenta de cobro, documento equivalente y/o factura debe ir acompañada de la certificación de pago de aportes a los sistemas de salud, riesgos laborales, pensiones y aportes de cajas de compensación familiar, ICBF y SENA, cuando hubiere lugar a ello, según lo establecido en la Ley 789 de 2002. Además de la certificación de la cuenta bancaria donde se realizará la transferencia. </w:t>
+        <w:t>El contratista deberá aportar las certificaciones y documentación de los dependientes económicos en caso de tenerlos, para ACTIVA realizar los respectivos análisis y depuraciones fiscales en los abonos en cuenta o pagos derivados de este contrato.</w:t>
       </w:r>
     </w:p>
     <w:p>
@@ -1781,11 +1636,10 @@
       <w:r>
         <w:rPr>
           <w:rFonts w:ascii="Arial" w:eastAsia="Times New Roman" w:hAnsi="Arial" w:cs="Arial"/>
-          <w:color w:val="000000" w:themeColor="text1"/>
+          <w:color w:val="0D0D0D" w:themeColor="text1" w:themeTint="F2"/>
           <w:lang w:val="es-CO" w:eastAsia="es-ES"/>
         </w:rPr>
-        <w:lastRenderedPageBreak/>
-        <w:t>La EMPRESA DE PARQUES Y EVENTOS DE ANTIOQUIA – ACTIVA, dispone de cinco (5) días hábiles para cancelar de la cuenta de cobro, documento equivalente y/o factura, según el caso, después del recibido del total de la documentación por el área financiera y previa deducción de los impuestos, retenciones y descuentos a que hubiere lugar, de acuerdo con las normas y leyes vigentes. En todo caso el pago está supeditado a la disponibilidad de recursos del cliente de ACTIVA.</w:t>
+        <w:t>El recurso no ejecutado será liberado por parte de ACTIVA una vez terminado el contrato.</w:t>
       </w:r>
     </w:p>
     <w:p>
@@ -1799,26 +1653,36 @@
           <w:lang w:val="es-CO" w:eastAsia="es-ES"/>
         </w:rPr>
       </w:pPr>
-      <w:r>
+    </w:p>
+    <w:p>
+      <w:pPr>
+        <w:suppressAutoHyphens/>
+        <w:ind w:right="-425"/>
+        <w:jc w:val="both"/>
         <w:rPr>
           <w:rFonts w:ascii="Arial" w:eastAsia="Times New Roman" w:hAnsi="Arial" w:cs="Arial"/>
           <w:color w:val="0D0D0D" w:themeColor="text1" w:themeTint="F2"/>
           <w:lang w:val="es-CO" w:eastAsia="es-ES"/>
         </w:rPr>
-        <w:t>Así mismo, para proceder al pago, la EMPRESA DE PARQUES Y EVENTOS DE ANTIOQUIA – ACTIVA, verificará que el contratista se encuentre al día en el pago de sus obligaciones parafiscales y aquellas relacionadas con los sistemas de seguridad social integral.</w:t>
-      </w:r>
-    </w:p>
-    <w:p>
-      <w:pPr>
-        <w:suppressAutoHyphens/>
-        <w:ind w:right="-425"/>
-        <w:jc w:val="both"/>
+      </w:pPr>
+      <w:r>
+        <w:rPr>
+          <w:rFonts w:ascii="Arial" w:eastAsia="Times New Roman" w:hAnsi="Arial" w:cs="Arial"/>
+          <w:b/>
+          <w:bCs/>
+          <w:color w:val="0D0D0D" w:themeColor="text1" w:themeTint="F2"/>
+          <w:lang w:val="es-CO" w:eastAsia="es-ES"/>
+        </w:rPr>
+        <w:t xml:space="preserve">Nota: </w:t>
+      </w:r>
+      <w:r>
         <w:rPr>
           <w:rFonts w:ascii="Arial" w:eastAsia="Times New Roman" w:hAnsi="Arial" w:cs="Arial"/>
           <w:color w:val="0D0D0D" w:themeColor="text1" w:themeTint="F2"/>
           <w:lang w:val="es-CO" w:eastAsia="es-ES"/>
         </w:rPr>
-      </w:pPr>
+        <w:t>los impuestos, estampillas y retenciones que apliquen estarán a cargo del contratista.</w:t>
+      </w:r>
     </w:p>
     <w:p>
       <w:pPr>
@@ -1831,14 +1695,6 @@
           <w:lang w:val="es-CO" w:eastAsia="es-ES"/>
         </w:rPr>
       </w:pPr>
-      <w:r>
-        <w:rPr>
-          <w:rFonts w:ascii="Arial" w:eastAsia="Times New Roman" w:hAnsi="Arial" w:cs="Arial"/>
-          <w:color w:val="0D0D0D" w:themeColor="text1" w:themeTint="F2"/>
-          <w:lang w:val="es-CO" w:eastAsia="es-ES"/>
-        </w:rPr>
-        <w:t>El contratista deberá aportar las certificaciones y documentación de los dependientes económicos en caso de tenerlos, para ACTIVA realizar los respectivos análisis y depuraciones fiscales en los abonos en cuenta o pagos derivados de este contrato.</w:t>
-      </w:r>
     </w:p>
     <w:p>
       <w:pPr>
@@ -1846,92 +1702,6 @@
         <w:ind w:right="-425"/>
         <w:jc w:val="both"/>
         <w:rPr>
-          <w:rFonts w:ascii="Arial" w:eastAsia="Times New Roman" w:hAnsi="Arial" w:cs="Arial"/>
-          <w:color w:val="0D0D0D" w:themeColor="text1" w:themeTint="F2"/>
-          <w:lang w:val="es-CO" w:eastAsia="es-ES"/>
-        </w:rPr>
-      </w:pPr>
-    </w:p>
-    <w:p>
-      <w:pPr>
-        <w:suppressAutoHyphens/>
-        <w:ind w:right="-425"/>
-        <w:jc w:val="both"/>
-        <w:rPr>
-          <w:rFonts w:ascii="Arial" w:eastAsia="Times New Roman" w:hAnsi="Arial" w:cs="Arial"/>
-          <w:color w:val="0D0D0D" w:themeColor="text1" w:themeTint="F2"/>
-          <w:lang w:val="es-CO" w:eastAsia="es-ES"/>
-        </w:rPr>
-      </w:pPr>
-      <w:r>
-        <w:rPr>
-          <w:rFonts w:ascii="Arial" w:eastAsia="Times New Roman" w:hAnsi="Arial" w:cs="Arial"/>
-          <w:color w:val="0D0D0D" w:themeColor="text1" w:themeTint="F2"/>
-          <w:lang w:val="es-CO" w:eastAsia="es-ES"/>
-        </w:rPr>
-        <w:t>El recurso no ejecutado será liberado por parte de ACTIVA una vez terminado el contrato.</w:t>
-      </w:r>
-    </w:p>
-    <w:p>
-      <w:pPr>
-        <w:suppressAutoHyphens/>
-        <w:ind w:right="-425"/>
-        <w:jc w:val="both"/>
-        <w:rPr>
-          <w:rFonts w:ascii="Arial" w:eastAsia="Times New Roman" w:hAnsi="Arial" w:cs="Arial"/>
-          <w:color w:val="0D0D0D" w:themeColor="text1" w:themeTint="F2"/>
-          <w:lang w:val="es-CO" w:eastAsia="es-ES"/>
-        </w:rPr>
-      </w:pPr>
-    </w:p>
-    <w:p>
-      <w:pPr>
-        <w:suppressAutoHyphens/>
-        <w:ind w:right="-425"/>
-        <w:jc w:val="both"/>
-        <w:rPr>
-          <w:rFonts w:ascii="Arial" w:eastAsia="Times New Roman" w:hAnsi="Arial" w:cs="Arial"/>
-          <w:color w:val="0D0D0D" w:themeColor="text1" w:themeTint="F2"/>
-          <w:lang w:val="es-CO" w:eastAsia="es-ES"/>
-        </w:rPr>
-      </w:pPr>
-      <w:r>
-        <w:rPr>
-          <w:rFonts w:ascii="Arial" w:eastAsia="Times New Roman" w:hAnsi="Arial" w:cs="Arial"/>
-          <w:b/>
-          <w:bCs/>
-          <w:color w:val="0D0D0D" w:themeColor="text1" w:themeTint="F2"/>
-          <w:lang w:val="es-CO" w:eastAsia="es-ES"/>
-        </w:rPr>
-        <w:t xml:space="preserve">Nota: </w:t>
-      </w:r>
-      <w:r>
-        <w:rPr>
-          <w:rFonts w:ascii="Arial" w:eastAsia="Times New Roman" w:hAnsi="Arial" w:cs="Arial"/>
-          <w:color w:val="0D0D0D" w:themeColor="text1" w:themeTint="F2"/>
-          <w:lang w:val="es-CO" w:eastAsia="es-ES"/>
-        </w:rPr>
-        <w:t>los impuestos, estampillas y retenciones que apliquen estarán a cargo del contratista.</w:t>
-      </w:r>
-    </w:p>
-    <w:p>
-      <w:pPr>
-        <w:suppressAutoHyphens/>
-        <w:ind w:right="-425"/>
-        <w:jc w:val="both"/>
-        <w:rPr>
-          <w:rFonts w:ascii="Arial" w:eastAsia="Times New Roman" w:hAnsi="Arial" w:cs="Arial"/>
-          <w:color w:val="0D0D0D" w:themeColor="text1" w:themeTint="F2"/>
-          <w:lang w:val="es-CO" w:eastAsia="es-ES"/>
-        </w:rPr>
-      </w:pPr>
-    </w:p>
-    <w:p>
-      <w:pPr>
-        <w:suppressAutoHyphens/>
-        <w:ind w:right="-425"/>
-        <w:jc w:val="both"/>
-        <w:rPr>
           <w:rFonts w:ascii="Arial" w:hAnsi="Arial" w:cs="Arial"/>
           <w:color w:val="000000" w:themeColor="text1"/>
         </w:rPr>
@@ -1980,263 +1750,7 @@
           <w:rFonts w:ascii="Arial" w:hAnsi="Arial" w:cs="Arial"/>
           <w:color w:val="000000" w:themeColor="text1"/>
         </w:rPr>
-        <w:t xml:space="preserve">{presupuesto_texto}</w:t>
-      </w:r>
-      <w:r>
-        <w:rPr>
-          <w:rFonts w:ascii="Arial" w:hAnsi="Arial" w:cs="Arial"/>
-          <w:color w:val="000000" w:themeColor="text1"/>
-        </w:rPr>
-        <w:t xml:space="preserve"/>
-      </w:r>
-      <w:r>
-        <w:rPr>
-          <w:rFonts w:ascii="Arial" w:hAnsi="Arial" w:cs="Arial"/>
-          <w:color w:val="000000" w:themeColor="text1"/>
-        </w:rPr>
-        <w:t/>
-      </w:r>
-      <w:r>
-        <w:rPr>
-          <w:rFonts w:ascii="Arial" w:hAnsi="Arial" w:cs="Arial"/>
-          <w:color w:val="000000" w:themeColor="text1"/>
-        </w:rPr>
-        <w:t xml:space="preserve"/>
-      </w:r>
-      <w:r>
-        <w:rPr>
-          <w:rFonts w:ascii="Arial" w:hAnsi="Arial" w:cs="Arial"/>
-          <w:color w:val="000000" w:themeColor="text1"/>
-        </w:rPr>
-        <w:t/>
-      </w:r>
-      <w:r>
-        <w:rPr>
-          <w:rFonts w:ascii="Arial" w:hAnsi="Arial" w:cs="Arial"/>
-        </w:rPr>
-        <w:t xml:space="preserve"/>
-      </w:r>
-      <w:r>
-        <w:rPr>
-          <w:rFonts w:ascii="Arial" w:hAnsi="Arial" w:cs="Arial"/>
-        </w:rPr>
-        <w:t/>
-      </w:r>
-      <w:r>
-        <w:rPr>
-          <w:rFonts w:ascii="Arial" w:hAnsi="Arial" w:cs="Arial"/>
-        </w:rPr>
-        <w:t/>
-      </w:r>
-      <w:r>
-        <w:rPr>
-          <w:rFonts w:ascii="Arial" w:hAnsi="Arial" w:cs="Arial"/>
-        </w:rPr>
-        <w:t/>
-      </w:r>
-      <w:r>
-        <w:rPr>
-          <w:rFonts w:ascii="Arial" w:hAnsi="Arial" w:cs="Arial"/>
-        </w:rPr>
-        <w:t/>
-      </w:r>
-      <w:r>
-        <w:rPr>
-          <w:rFonts w:ascii="Arial" w:hAnsi="Arial" w:cs="Arial"/>
-        </w:rPr>
-        <w:t/>
-      </w:r>
-      <w:r>
-        <w:rPr>
-          <w:rFonts w:ascii="Arial" w:hAnsi="Arial" w:cs="Arial"/>
-        </w:rPr>
-        <w:t/>
-      </w:r>
-      <w:r>
-        <w:rPr>
-          <w:rFonts w:ascii="Arial" w:hAnsi="Arial" w:cs="Arial"/>
-        </w:rPr>
-        <w:t xml:space="preserve"/>
-      </w:r>
-      <w:r>
-        <w:rPr>
-          <w:rFonts w:ascii="Arial" w:hAnsi="Arial" w:cs="Arial"/>
-        </w:rPr>
-        <w:t xml:space="preserve"/>
-      </w:r>
-      <w:r>
-        <w:rPr>
-          <w:rFonts w:ascii="Arial" w:hAnsi="Arial" w:cs="Arial"/>
-        </w:rPr>
-        <w:t/>
-      </w:r>
-      <w:r>
-        <w:rPr>
-          <w:rFonts w:ascii="Arial" w:hAnsi="Arial" w:cs="Arial"/>
-        </w:rPr>
-        <w:t/>
-      </w:r>
-      <w:r>
-        <w:rPr>
-          <w:rFonts w:ascii="Arial" w:hAnsi="Arial" w:cs="Arial"/>
-        </w:rPr>
-        <w:t/>
-      </w:r>
-      <w:r>
-        <w:rPr>
-          <w:rFonts w:ascii="Arial" w:hAnsi="Arial" w:cs="Arial"/>
-        </w:rPr>
-        <w:t/>
-      </w:r>
-      <w:r>
-        <w:rPr>
-          <w:rFonts w:ascii="Arial" w:hAnsi="Arial" w:cs="Arial"/>
-        </w:rPr>
-        <w:t/>
-      </w:r>
-      <w:r>
-        <w:rPr>
-          <w:rFonts w:ascii="Arial" w:hAnsi="Arial" w:cs="Arial"/>
-        </w:rPr>
-        <w:t/>
-      </w:r>
-      <w:r>
-        <w:rPr>
-          <w:rFonts w:ascii="Arial" w:hAnsi="Arial" w:cs="Arial"/>
-        </w:rPr>
-        <w:t/>
-      </w:r>
-      <w:r>
-        <w:rPr>
-          <w:rFonts w:ascii="Arial" w:hAnsi="Arial" w:cs="Arial"/>
-        </w:rPr>
-        <w:t xml:space="preserve"/>
-      </w:r>
-      <w:r>
-        <w:rPr>
-          <w:rFonts w:ascii="Arial" w:hAnsi="Arial" w:cs="Arial"/>
-          <w:color w:val="000000" w:themeColor="text1"/>
-        </w:rPr>
-        <w:t xml:space="preserve"/>
-      </w:r>
-      <w:r>
-        <w:rPr>
-          <w:rFonts w:ascii="Arial" w:hAnsi="Arial" w:cs="Arial"/>
-          <w:color w:val="000000" w:themeColor="text1"/>
-        </w:rPr>
-        <w:t xml:space="preserve"/>
-      </w:r>
-      <w:r>
-        <w:rPr>
-          <w:rFonts w:ascii="Arial" w:hAnsi="Arial" w:cs="Arial"/>
-          <w:color w:val="000000" w:themeColor="text1"/>
-        </w:rPr>
-        <w:t xml:space="preserve"/>
-      </w:r>
-      <w:r>
-        <w:rPr>
-          <w:rFonts w:ascii="Arial" w:hAnsi="Arial" w:cs="Arial"/>
-          <w:color w:val="000000" w:themeColor="text1"/>
-        </w:rPr>
-        <w:t/>
-      </w:r>
-      <w:r>
-        <w:rPr>
-          <w:rFonts w:ascii="Arial" w:hAnsi="Arial" w:cs="Arial"/>
-          <w:color w:val="000000" w:themeColor="text1"/>
-        </w:rPr>
-        <w:t xml:space="preserve"/>
-      </w:r>
-      <w:r>
-        <w:rPr>
-          <w:rFonts w:ascii="Arial" w:hAnsi="Arial" w:cs="Arial"/>
-          <w:color w:val="000000" w:themeColor="text1"/>
-        </w:rPr>
-        <w:t/>
-      </w:r>
-      <w:r>
-        <w:rPr>
-          <w:rFonts w:ascii="Arial" w:hAnsi="Arial" w:cs="Arial"/>
-          <w:color w:val="000000" w:themeColor="text1"/>
-        </w:rPr>
-        <w:t/>
-      </w:r>
-      <w:r>
-        <w:rPr>
-          <w:rFonts w:ascii="Arial" w:hAnsi="Arial" w:cs="Arial"/>
-          <w:color w:val="000000" w:themeColor="text1"/>
-        </w:rPr>
-        <w:t/>
-      </w:r>
-      <w:r>
-        <w:rPr>
-          <w:rFonts w:ascii="Arial" w:hAnsi="Arial" w:cs="Arial"/>
-          <w:color w:val="000000" w:themeColor="text1"/>
-        </w:rPr>
-        <w:t/>
-      </w:r>
-      <w:r>
-        <w:rPr>
-          <w:rFonts w:ascii="Arial" w:hAnsi="Arial" w:cs="Arial"/>
-          <w:color w:val="000000" w:themeColor="text1"/>
-        </w:rPr>
-        <w:t xml:space="preserve"/>
-      </w:r>
-      <w:r>
-        <w:rPr>
-          <w:rFonts w:ascii="Arial" w:hAnsi="Arial" w:cs="Arial"/>
-          <w:color w:val="000000" w:themeColor="text1"/>
-        </w:rPr>
-        <w:t/>
-      </w:r>
-      <w:r>
-        <w:rPr>
-          <w:rFonts w:ascii="Arial" w:hAnsi="Arial" w:cs="Arial"/>
-          <w:color w:val="000000" w:themeColor="text1"/>
-        </w:rPr>
-        <w:t/>
-      </w:r>
-      <w:r>
-        <w:rPr>
-          <w:rFonts w:ascii="Arial" w:hAnsi="Arial" w:cs="Arial"/>
-          <w:color w:val="000000" w:themeColor="text1"/>
-        </w:rPr>
-        <w:t/>
-      </w:r>
-      <w:r>
-        <w:rPr>
-          <w:rFonts w:ascii="Arial" w:hAnsi="Arial" w:cs="Arial"/>
-          <w:color w:val="000000" w:themeColor="text1"/>
-        </w:rPr>
-        <w:t/>
-      </w:r>
-      <w:r>
-        <w:rPr>
-          <w:rFonts w:ascii="Arial" w:hAnsi="Arial" w:cs="Arial"/>
-          <w:color w:val="000000" w:themeColor="text1"/>
-        </w:rPr>
-        <w:t/>
-      </w:r>
-      <w:r>
-        <w:rPr>
-          <w:rFonts w:ascii="Arial" w:hAnsi="Arial" w:cs="Arial"/>
-          <w:color w:val="000000" w:themeColor="text1"/>
-        </w:rPr>
-        <w:t/>
-      </w:r>
-      <w:r>
-        <w:rPr>
-          <w:rFonts w:ascii="Arial" w:hAnsi="Arial" w:cs="Arial"/>
-          <w:color w:val="000000" w:themeColor="text1"/>
-        </w:rPr>
-        <w:t/>
-      </w:r>
-      <w:r>
-        <w:rPr>
-          <w:rFonts w:ascii="Arial" w:hAnsi="Arial" w:cs="Arial"/>
-          <w:color w:val="000000" w:themeColor="text1"/>
-        </w:rPr>
-        <w:t/>
+        <w:t>{presupuesto_texto}</w:t>
       </w:r>
     </w:p>
     <w:p>
@@ -2319,6 +1833,7 @@
           <w:rFonts w:ascii="Arial" w:eastAsia="Calibri" w:hAnsi="Arial" w:cs="Arial"/>
           <w:lang w:val="es-CO" w:eastAsia="es-CO"/>
         </w:rPr>
+        <w:lastRenderedPageBreak/>
         <w:t>Perfeccionar conjuntamente la minuta del contrato en los términos previstos, suscripción del acta de inicio, suspensiones o prórrogas, modificaciones y en general, las actas que se produzcan en el desarrollo del contrato, incluyendo acta de liquidación. </w:t>
       </w:r>
     </w:p>
@@ -2769,7 +2284,7 @@
         <w:autoSpaceDE w:val="0"/>
         <w:autoSpaceDN w:val="0"/>
         <w:adjustRightInd w:val="0"/>
-        <w:ind w:left="284" w:right="51" w:hanging="284"/>
+        <w:ind w:left="284" w:right="-425" w:hanging="284"/>
         <w:jc w:val="both"/>
         <w:rPr>
           <w:rFonts w:ascii="Arial" w:hAnsi="Arial" w:cs="Arial"/>
@@ -2793,7 +2308,7 @@
         <w:autoSpaceDE w:val="0"/>
         <w:autoSpaceDN w:val="0"/>
         <w:adjustRightInd w:val="0"/>
-        <w:ind w:left="284" w:right="51" w:hanging="284"/>
+        <w:ind w:left="284" w:right="-425" w:hanging="284"/>
         <w:jc w:val="both"/>
         <w:rPr>
           <w:rFonts w:ascii="Arial" w:hAnsi="Arial" w:cs="Arial"/>
@@ -2816,7 +2331,7 @@
         <w:autoSpaceDE w:val="0"/>
         <w:autoSpaceDN w:val="0"/>
         <w:adjustRightInd w:val="0"/>
-        <w:ind w:left="284" w:right="51" w:hanging="284"/>
+        <w:ind w:left="284" w:right="-425" w:hanging="284"/>
         <w:jc w:val="both"/>
         <w:rPr>
           <w:rFonts w:ascii="Arial" w:hAnsi="Arial" w:cs="Arial"/>
@@ -2839,7 +2354,7 @@
         <w:autoSpaceDE w:val="0"/>
         <w:autoSpaceDN w:val="0"/>
         <w:adjustRightInd w:val="0"/>
-        <w:ind w:left="284" w:right="51" w:hanging="284"/>
+        <w:ind w:left="284" w:right="-425" w:hanging="284"/>
         <w:jc w:val="both"/>
         <w:rPr>
           <w:rFonts w:ascii="Arial" w:hAnsi="Arial" w:cs="Arial"/>
@@ -2862,16 +2377,17 @@
         <w:autoSpaceDE w:val="0"/>
         <w:autoSpaceDN w:val="0"/>
         <w:adjustRightInd w:val="0"/>
-        <w:ind w:left="284" w:right="51" w:hanging="284"/>
-        <w:jc w:val="both"/>
-        <w:rPr>
-          <w:rFonts w:ascii="Arial" w:hAnsi="Arial" w:cs="Arial"/>
-        </w:rPr>
-      </w:pPr>
-      <w:r>
-        <w:rPr>
-          <w:rFonts w:ascii="Arial" w:hAnsi="Arial" w:cs="Arial"/>
-        </w:rPr>
+        <w:ind w:left="284" w:right="-425" w:hanging="284"/>
+        <w:jc w:val="both"/>
+        <w:rPr>
+          <w:rFonts w:ascii="Arial" w:hAnsi="Arial" w:cs="Arial"/>
+        </w:rPr>
+      </w:pPr>
+      <w:r>
+        <w:rPr>
+          <w:rFonts w:ascii="Arial" w:hAnsi="Arial" w:cs="Arial"/>
+        </w:rPr>
+        <w:lastRenderedPageBreak/>
         <w:t>Cumplir con los objetivos contractuales con calidad, eficacia y efectividad en el plazo previsto para su ejecución, asumiendo las responsabilidades propias y buen desempeño del contrato, y contribuyendo a que la gestión de la Entidad contratante sea más eficaz.</w:t>
       </w:r>
     </w:p>
@@ -2885,7 +2401,7 @@
         <w:autoSpaceDE w:val="0"/>
         <w:autoSpaceDN w:val="0"/>
         <w:adjustRightInd w:val="0"/>
-        <w:ind w:left="284" w:right="51" w:hanging="284"/>
+        <w:ind w:left="284" w:right="-425" w:hanging="284"/>
         <w:jc w:val="both"/>
         <w:rPr>
           <w:rFonts w:ascii="Arial" w:hAnsi="Arial" w:cs="Arial"/>
@@ -2908,7 +2424,7 @@
         <w:autoSpaceDE w:val="0"/>
         <w:autoSpaceDN w:val="0"/>
         <w:adjustRightInd w:val="0"/>
-        <w:ind w:left="284" w:right="51" w:hanging="284"/>
+        <w:ind w:left="284" w:right="-425" w:hanging="284"/>
         <w:jc w:val="both"/>
         <w:rPr>
           <w:rFonts w:ascii="Arial" w:hAnsi="Arial" w:cs="Arial"/>
@@ -2931,7 +2447,7 @@
         <w:autoSpaceDE w:val="0"/>
         <w:autoSpaceDN w:val="0"/>
         <w:adjustRightInd w:val="0"/>
-        <w:ind w:left="284" w:right="51" w:hanging="284"/>
+        <w:ind w:left="284" w:right="-425" w:hanging="284"/>
         <w:jc w:val="both"/>
         <w:rPr>
           <w:rFonts w:ascii="Arial" w:hAnsi="Arial" w:cs="Arial"/>
@@ -2954,7 +2470,7 @@
         <w:autoSpaceDE w:val="0"/>
         <w:autoSpaceDN w:val="0"/>
         <w:adjustRightInd w:val="0"/>
-        <w:ind w:left="284" w:right="51" w:hanging="284"/>
+        <w:ind w:left="284" w:right="-425" w:hanging="284"/>
         <w:jc w:val="both"/>
         <w:rPr>
           <w:rFonts w:ascii="Arial" w:hAnsi="Arial" w:cs="Arial"/>
@@ -2977,7 +2493,7 @@
         <w:autoSpaceDE w:val="0"/>
         <w:autoSpaceDN w:val="0"/>
         <w:adjustRightInd w:val="0"/>
-        <w:ind w:left="284" w:right="51" w:hanging="426"/>
+        <w:ind w:left="284" w:right="-425" w:hanging="426"/>
         <w:jc w:val="both"/>
         <w:rPr>
           <w:rFonts w:ascii="Arial" w:hAnsi="Arial" w:cs="Arial"/>
@@ -3000,7 +2516,7 @@
         <w:autoSpaceDE w:val="0"/>
         <w:autoSpaceDN w:val="0"/>
         <w:adjustRightInd w:val="0"/>
-        <w:ind w:left="284" w:right="51" w:hanging="426"/>
+        <w:ind w:left="284" w:right="-425" w:hanging="426"/>
         <w:jc w:val="both"/>
         <w:rPr>
           <w:rFonts w:ascii="Arial" w:hAnsi="Arial" w:cs="Arial"/>
@@ -3023,17 +2539,16 @@
         <w:autoSpaceDE w:val="0"/>
         <w:autoSpaceDN w:val="0"/>
         <w:adjustRightInd w:val="0"/>
-        <w:ind w:left="284" w:right="51" w:hanging="426"/>
-        <w:jc w:val="both"/>
-        <w:rPr>
-          <w:rFonts w:ascii="Arial" w:hAnsi="Arial" w:cs="Arial"/>
-        </w:rPr>
-      </w:pPr>
-      <w:r>
-        <w:rPr>
-          <w:rFonts w:ascii="Arial" w:hAnsi="Arial" w:cs="Arial"/>
-        </w:rPr>
-        <w:lastRenderedPageBreak/>
+        <w:ind w:left="284" w:right="-425" w:hanging="426"/>
+        <w:jc w:val="both"/>
+        <w:rPr>
+          <w:rFonts w:ascii="Arial" w:hAnsi="Arial" w:cs="Arial"/>
+        </w:rPr>
+      </w:pPr>
+      <w:r>
+        <w:rPr>
+          <w:rFonts w:ascii="Arial" w:hAnsi="Arial" w:cs="Arial"/>
+        </w:rPr>
         <w:t>Cumplir con las normas del Sistema General de Riesgos Laborales, en especial las siguientes:</w:t>
       </w:r>
     </w:p>
@@ -3047,7 +2562,7 @@
         <w:autoSpaceDE w:val="0"/>
         <w:autoSpaceDN w:val="0"/>
         <w:adjustRightInd w:val="0"/>
-        <w:ind w:left="851" w:right="51" w:hanging="284"/>
+        <w:ind w:left="851" w:right="-425" w:hanging="284"/>
         <w:jc w:val="both"/>
         <w:rPr>
           <w:rFonts w:ascii="Arial" w:hAnsi="Arial" w:cs="Arial"/>
@@ -3070,7 +2585,7 @@
         <w:autoSpaceDE w:val="0"/>
         <w:autoSpaceDN w:val="0"/>
         <w:adjustRightInd w:val="0"/>
-        <w:ind w:left="851" w:right="51" w:hanging="284"/>
+        <w:ind w:left="851" w:right="-425" w:hanging="284"/>
         <w:jc w:val="both"/>
         <w:rPr>
           <w:rFonts w:ascii="Arial" w:hAnsi="Arial" w:cs="Arial"/>
@@ -3093,7 +2608,7 @@
         <w:autoSpaceDE w:val="0"/>
         <w:autoSpaceDN w:val="0"/>
         <w:adjustRightInd w:val="0"/>
-        <w:ind w:left="851" w:right="51" w:hanging="284"/>
+        <w:ind w:left="851" w:right="-425" w:hanging="284"/>
         <w:jc w:val="both"/>
         <w:rPr>
           <w:rFonts w:ascii="Arial" w:hAnsi="Arial" w:cs="Arial"/>
@@ -3116,7 +2631,7 @@
         <w:autoSpaceDE w:val="0"/>
         <w:autoSpaceDN w:val="0"/>
         <w:adjustRightInd w:val="0"/>
-        <w:ind w:left="851" w:right="51" w:hanging="284"/>
+        <w:ind w:left="851" w:right="-425" w:hanging="284"/>
         <w:jc w:val="both"/>
         <w:rPr>
           <w:rFonts w:ascii="Arial" w:hAnsi="Arial" w:cs="Arial"/>
@@ -3139,7 +2654,7 @@
         <w:autoSpaceDE w:val="0"/>
         <w:autoSpaceDN w:val="0"/>
         <w:adjustRightInd w:val="0"/>
-        <w:ind w:left="851" w:right="51" w:hanging="284"/>
+        <w:ind w:left="851" w:right="-425" w:hanging="284"/>
         <w:jc w:val="both"/>
         <w:rPr>
           <w:rFonts w:ascii="Arial" w:hAnsi="Arial" w:cs="Arial"/>
@@ -3162,7 +2677,7 @@
         <w:autoSpaceDE w:val="0"/>
         <w:autoSpaceDN w:val="0"/>
         <w:adjustRightInd w:val="0"/>
-        <w:ind w:left="851" w:right="51" w:hanging="284"/>
+        <w:ind w:left="851" w:right="-425" w:hanging="284"/>
         <w:jc w:val="both"/>
         <w:rPr>
           <w:rFonts w:ascii="Arial" w:hAnsi="Arial" w:cs="Arial"/>
@@ -3173,6 +2688,144 @@
           <w:rFonts w:ascii="Arial" w:hAnsi="Arial" w:cs="Arial"/>
         </w:rPr>
         <w:t>Practicarse de acuerdo con lo establecido en los artículos 8 y 9 de la resolución 2346 – 2007 el examen médico pre – ocupacional y allegar el certificado a ACTIVA.</w:t>
+      </w:r>
+    </w:p>
+    <w:p>
+      <w:pPr>
+        <w:pStyle w:val="Prrafodelista"/>
+        <w:numPr>
+          <w:ilvl w:val="0"/>
+          <w:numId w:val="13"/>
+        </w:numPr>
+        <w:autoSpaceDE w:val="0"/>
+        <w:autoSpaceDN w:val="0"/>
+        <w:adjustRightInd w:val="0"/>
+        <w:ind w:left="426" w:right="-425" w:hanging="426"/>
+        <w:jc w:val="both"/>
+        <w:rPr>
+          <w:rFonts w:ascii="Arial" w:hAnsi="Arial" w:cs="Arial"/>
+        </w:rPr>
+      </w:pPr>
+      <w:r>
+        <w:rPr>
+          <w:rFonts w:ascii="Arial" w:hAnsi="Arial" w:cs="Arial"/>
+        </w:rPr>
+        <w:t>Los derechos de propiedad intelectual de los trabajos que desarrolle el Contratista serán exclusivos de ACTIVA.</w:t>
+      </w:r>
+    </w:p>
+    <w:p>
+      <w:pPr>
+        <w:pStyle w:val="Prrafodelista"/>
+        <w:numPr>
+          <w:ilvl w:val="0"/>
+          <w:numId w:val="13"/>
+        </w:numPr>
+        <w:autoSpaceDE w:val="0"/>
+        <w:autoSpaceDN w:val="0"/>
+        <w:adjustRightInd w:val="0"/>
+        <w:ind w:left="426" w:right="-425" w:hanging="426"/>
+        <w:jc w:val="both"/>
+        <w:rPr>
+          <w:rFonts w:ascii="Arial" w:hAnsi="Arial" w:cs="Arial"/>
+        </w:rPr>
+      </w:pPr>
+      <w:r>
+        <w:rPr>
+          <w:rFonts w:ascii="Arial" w:hAnsi="Arial" w:cs="Arial"/>
+        </w:rPr>
+        <w:t>Entregar los servicios objeto del contrato en los términos establecidos en la propuesta presentada.</w:t>
+      </w:r>
+    </w:p>
+    <w:p>
+      <w:pPr>
+        <w:pStyle w:val="Prrafodelista"/>
+        <w:numPr>
+          <w:ilvl w:val="0"/>
+          <w:numId w:val="13"/>
+        </w:numPr>
+        <w:autoSpaceDE w:val="0"/>
+        <w:autoSpaceDN w:val="0"/>
+        <w:adjustRightInd w:val="0"/>
+        <w:ind w:left="426" w:right="-425" w:hanging="426"/>
+        <w:jc w:val="both"/>
+        <w:rPr>
+          <w:rFonts w:ascii="Arial" w:hAnsi="Arial" w:cs="Arial"/>
+        </w:rPr>
+      </w:pPr>
+      <w:r>
+        <w:rPr>
+          <w:rFonts w:ascii="Arial" w:hAnsi="Arial" w:cs="Arial"/>
+        </w:rPr>
+        <w:t>Informar a la EMPRESA DE PARQUES Y EVENTOS DE ANTIOQUIA – ACTIVA   sobre la ocurrencia de hechos o circunstancias que puedan generar una inoportuna o indebida ejecución del contrato o que puedan poner en peligro los intereses legítimos de la Entidad. El aviso mencionado deberá hacerse efectivo dentro de las veinticuatro (24) horas siguientes, del hecho o circunstancia en referencia.</w:t>
+      </w:r>
+    </w:p>
+    <w:p>
+      <w:pPr>
+        <w:pStyle w:val="Prrafodelista"/>
+        <w:numPr>
+          <w:ilvl w:val="0"/>
+          <w:numId w:val="13"/>
+        </w:numPr>
+        <w:autoSpaceDE w:val="0"/>
+        <w:autoSpaceDN w:val="0"/>
+        <w:adjustRightInd w:val="0"/>
+        <w:ind w:left="426" w:right="-425" w:hanging="426"/>
+        <w:jc w:val="both"/>
+        <w:rPr>
+          <w:rFonts w:ascii="Arial" w:hAnsi="Arial" w:cs="Arial"/>
+        </w:rPr>
+      </w:pPr>
+      <w:r>
+        <w:rPr>
+          <w:rFonts w:ascii="Arial" w:hAnsi="Arial" w:cs="Arial"/>
+        </w:rPr>
+        <w:t>Informar a la EMPRESA DE PARQUES Y EVENTOS DE ANTIOQUIA – ACTIVA.  sobre su incursión en causal de incompatibilidad o inhabilidad sobreviniente. El aviso deberá hacerse efectivo dentro del día hábil siguiente al conocimiento, por parte del contratista, de los hechos o circunstancias que generen la inhabilidad o incompatibilidad.</w:t>
+      </w:r>
+    </w:p>
+    <w:p>
+      <w:pPr>
+        <w:pStyle w:val="Prrafodelista"/>
+        <w:numPr>
+          <w:ilvl w:val="0"/>
+          <w:numId w:val="13"/>
+        </w:numPr>
+        <w:autoSpaceDE w:val="0"/>
+        <w:autoSpaceDN w:val="0"/>
+        <w:adjustRightInd w:val="0"/>
+        <w:ind w:left="426" w:right="-425" w:hanging="426"/>
+        <w:jc w:val="both"/>
+        <w:rPr>
+          <w:rFonts w:ascii="Arial" w:hAnsi="Arial" w:cs="Arial"/>
+        </w:rPr>
+      </w:pPr>
+      <w:r>
+        <w:rPr>
+          <w:rFonts w:ascii="Arial" w:hAnsi="Arial" w:cs="Arial"/>
+        </w:rPr>
+        <w:t>Entregar los productos descritos en las especificaciones técnicas del proceso y/o la propuesta.</w:t>
+      </w:r>
+    </w:p>
+    <w:p>
+      <w:pPr>
+        <w:pStyle w:val="Prrafodelista"/>
+        <w:numPr>
+          <w:ilvl w:val="0"/>
+          <w:numId w:val="13"/>
+        </w:numPr>
+        <w:autoSpaceDE w:val="0"/>
+        <w:autoSpaceDN w:val="0"/>
+        <w:adjustRightInd w:val="0"/>
+        <w:ind w:left="426" w:right="-425" w:hanging="426"/>
+        <w:jc w:val="both"/>
+        <w:rPr>
+          <w:rFonts w:ascii="Arial" w:hAnsi="Arial" w:cs="Arial"/>
+        </w:rPr>
+      </w:pPr>
+      <w:r>
+        <w:rPr>
+          <w:rFonts w:ascii="Arial" w:hAnsi="Arial" w:cs="Arial"/>
+        </w:rPr>
+        <w:t>Realizar todas las actividades necesarias para el cumplimiento del objeto del contrato a satisfacción, así como todas las actividades relacionadas con el objeto de este, y que sean necesarias para el cabal cumplimiento de éste.</w:t>
       </w:r>
     </w:p>
     <w:p>
@@ -3195,144 +2848,7 @@
         <w:rPr>
           <w:rFonts w:ascii="Arial" w:hAnsi="Arial" w:cs="Arial"/>
         </w:rPr>
-        <w:t>Los derechos de propiedad intelectual de los trabajos que desarrolle el Contratista serán exclusivos de ACTIVA.</w:t>
-      </w:r>
-    </w:p>
-    <w:p>
-      <w:pPr>
-        <w:pStyle w:val="Prrafodelista"/>
-        <w:numPr>
-          <w:ilvl w:val="0"/>
-          <w:numId w:val="13"/>
-        </w:numPr>
-        <w:autoSpaceDE w:val="0"/>
-        <w:autoSpaceDN w:val="0"/>
-        <w:adjustRightInd w:val="0"/>
-        <w:ind w:left="426" w:right="51" w:hanging="426"/>
-        <w:jc w:val="both"/>
-        <w:rPr>
-          <w:rFonts w:ascii="Arial" w:hAnsi="Arial" w:cs="Arial"/>
-        </w:rPr>
-      </w:pPr>
-      <w:r>
-        <w:rPr>
-          <w:rFonts w:ascii="Arial" w:hAnsi="Arial" w:cs="Arial"/>
-        </w:rPr>
-        <w:t>Entregar los servicios objeto del contrato en los términos establecidos en la propuesta presentada.</w:t>
-      </w:r>
-    </w:p>
-    <w:p>
-      <w:pPr>
-        <w:pStyle w:val="Prrafodelista"/>
-        <w:numPr>
-          <w:ilvl w:val="0"/>
-          <w:numId w:val="13"/>
-        </w:numPr>
-        <w:autoSpaceDE w:val="0"/>
-        <w:autoSpaceDN w:val="0"/>
-        <w:adjustRightInd w:val="0"/>
-        <w:ind w:left="426" w:right="51" w:hanging="426"/>
-        <w:jc w:val="both"/>
-        <w:rPr>
-          <w:rFonts w:ascii="Arial" w:hAnsi="Arial" w:cs="Arial"/>
-        </w:rPr>
-      </w:pPr>
-      <w:r>
-        <w:rPr>
-          <w:rFonts w:ascii="Arial" w:hAnsi="Arial" w:cs="Arial"/>
-        </w:rPr>
-        <w:t>Informar a la EMPRESA DE PARQUES Y EVENTOS DE ANTIOQUIA – ACTIVA   sobre la ocurrencia de hechos o circunstancias que puedan generar una inoportuna o indebida ejecución del contrato o que puedan poner en peligro los intereses legítimos de la Entidad. El aviso mencionado deberá hacerse efectivo dentro de las veinticuatro (24) horas siguientes, del hecho o circunstancia en referencia.</w:t>
-      </w:r>
-    </w:p>
-    <w:p>
-      <w:pPr>
-        <w:pStyle w:val="Prrafodelista"/>
-        <w:numPr>
-          <w:ilvl w:val="0"/>
-          <w:numId w:val="13"/>
-        </w:numPr>
-        <w:autoSpaceDE w:val="0"/>
-        <w:autoSpaceDN w:val="0"/>
-        <w:adjustRightInd w:val="0"/>
-        <w:ind w:left="426" w:right="51" w:hanging="426"/>
-        <w:jc w:val="both"/>
-        <w:rPr>
-          <w:rFonts w:ascii="Arial" w:hAnsi="Arial" w:cs="Arial"/>
-        </w:rPr>
-      </w:pPr>
-      <w:r>
-        <w:rPr>
-          <w:rFonts w:ascii="Arial" w:hAnsi="Arial" w:cs="Arial"/>
-        </w:rPr>
-        <w:t>Informar a la EMPRESA DE PARQUES Y EVENTOS DE ANTIOQUIA – ACTIVA.  sobre su incursión en causal de incompatibilidad o inhabilidad sobreviniente. El aviso deberá hacerse efectivo dentro del día hábil siguiente al conocimiento, por parte del contratista, de los hechos o circunstancias que generen la inhabilidad o incompatibilidad.</w:t>
-      </w:r>
-    </w:p>
-    <w:p>
-      <w:pPr>
-        <w:pStyle w:val="Prrafodelista"/>
-        <w:numPr>
-          <w:ilvl w:val="0"/>
-          <w:numId w:val="13"/>
-        </w:numPr>
-        <w:autoSpaceDE w:val="0"/>
-        <w:autoSpaceDN w:val="0"/>
-        <w:adjustRightInd w:val="0"/>
-        <w:ind w:left="426" w:right="51" w:hanging="426"/>
-        <w:jc w:val="both"/>
-        <w:rPr>
-          <w:rFonts w:ascii="Arial" w:hAnsi="Arial" w:cs="Arial"/>
-        </w:rPr>
-      </w:pPr>
-      <w:r>
-        <w:rPr>
-          <w:rFonts w:ascii="Arial" w:hAnsi="Arial" w:cs="Arial"/>
-        </w:rPr>
-        <w:t>Entregar los productos descritos en las especificaciones técnicas del proceso y/o la propuesta.</w:t>
-      </w:r>
-    </w:p>
-    <w:p>
-      <w:pPr>
-        <w:pStyle w:val="Prrafodelista"/>
-        <w:numPr>
-          <w:ilvl w:val="0"/>
-          <w:numId w:val="13"/>
-        </w:numPr>
-        <w:autoSpaceDE w:val="0"/>
-        <w:autoSpaceDN w:val="0"/>
-        <w:adjustRightInd w:val="0"/>
-        <w:ind w:left="426" w:right="51" w:hanging="426"/>
-        <w:jc w:val="both"/>
-        <w:rPr>
-          <w:rFonts w:ascii="Arial" w:hAnsi="Arial" w:cs="Arial"/>
-        </w:rPr>
-      </w:pPr>
-      <w:r>
-        <w:rPr>
-          <w:rFonts w:ascii="Arial" w:hAnsi="Arial" w:cs="Arial"/>
-        </w:rPr>
-        <w:t>Realizar todas las actividades necesarias para el cumplimiento del objeto del contrato a satisfacción, así como todas las actividades relacionadas con el objeto de este, y que sean necesarias para el cabal cumplimiento de éste.</w:t>
-      </w:r>
-    </w:p>
-    <w:p>
-      <w:pPr>
-        <w:pStyle w:val="Prrafodelista"/>
-        <w:numPr>
-          <w:ilvl w:val="0"/>
-          <w:numId w:val="13"/>
-        </w:numPr>
-        <w:autoSpaceDE w:val="0"/>
-        <w:autoSpaceDN w:val="0"/>
-        <w:adjustRightInd w:val="0"/>
-        <w:ind w:left="426" w:right="51" w:hanging="426"/>
-        <w:jc w:val="both"/>
-        <w:rPr>
-          <w:rFonts w:ascii="Arial" w:hAnsi="Arial" w:cs="Arial"/>
-        </w:rPr>
-      </w:pPr>
-      <w:r>
-        <w:rPr>
-          <w:rFonts w:ascii="Arial" w:hAnsi="Arial" w:cs="Arial"/>
-        </w:rPr>
+        <w:lastRenderedPageBreak/>
         <w:t>Contar con las herramientas necesarias para desarrollar el objeto del contrato.</w:t>
       </w:r>
     </w:p>
@@ -3358,7 +2874,7 @@
         <w:autoSpaceDE w:val="0"/>
         <w:autoSpaceDN w:val="0"/>
         <w:adjustRightInd w:val="0"/>
-        <w:ind w:right="51"/>
+        <w:ind w:right="-425"/>
         <w:contextualSpacing/>
         <w:jc w:val="both"/>
         <w:rPr>
@@ -3442,7 +2958,7 @@
           <w:rFonts w:ascii="Arial" w:eastAsia="Arial" w:hAnsi="Arial" w:cs="Arial"/>
           <w:bdr w:val="none" w:sz="0" w:space="0" w:color="auto" w:frame="1"/>
         </w:rPr>
-        <w:t xml:space="preserve">{supervisor_nombre}</w:t>
+        <w:t>{supervisor_nombre}</w:t>
       </w:r>
       <w:r>
         <w:rPr>
@@ -3467,14 +2983,7 @@
           <w:rFonts w:ascii="Arial" w:hAnsi="Arial" w:cs="Arial"/>
           <w:lang w:eastAsia="es-CO"/>
         </w:rPr>
-        <w:t xml:space="preserve">{supervisor_cargo}</w:t>
-      </w:r>
-      <w:r>
-        <w:rPr>
-          <w:rFonts w:ascii="Arial" w:hAnsi="Arial" w:cs="Arial"/>
-          <w:lang w:eastAsia="es-CO"/>
-        </w:rPr>
-        <w:t xml:space="preserve"/>
+        <w:t>{supervisor_cargo}</w:t>
       </w:r>
       <w:r>
         <w:rPr>
@@ -3733,15 +3242,7 @@
           <w:rFonts w:ascii="Arial" w:hAnsi="Arial" w:cs="Arial"/>
           <w:color w:val="000000" w:themeColor="text1"/>
         </w:rPr>
-        <w:t xml:space="preserve">Exigir </w:t>
-      </w:r>
-      <w:r>
-        <w:rPr>
-          <w:rFonts w:ascii="Arial" w:hAnsi="Arial" w:cs="Arial"/>
-          <w:color w:val="000000" w:themeColor="text1"/>
-        </w:rPr>
-        <w:lastRenderedPageBreak/>
-        <w:t xml:space="preserve">y verificar previo a la realización de los pagos, que </w:t>
+        <w:t xml:space="preserve">Exigir y verificar previo a la realización de los pagos, que </w:t>
       </w:r>
       <w:r>
         <w:rPr>
@@ -4025,6 +3526,7 @@
     <w:p>
       <w:pPr>
         <w:spacing w:line="300" w:lineRule="auto"/>
+        <w:ind w:right="-283"/>
         <w:jc w:val="both"/>
       </w:pPr>
       <w:r>
@@ -4077,7 +3579,7 @@
         <w:autoSpaceDE w:val="0"/>
         <w:autoSpaceDN w:val="0"/>
         <w:adjustRightInd w:val="0"/>
-        <w:ind w:left="708" w:right="-374"/>
+        <w:ind w:right="-374"/>
         <w:jc w:val="both"/>
         <w:rPr>
           <w:rFonts w:ascii="Arial" w:eastAsia="Calibri" w:hAnsi="Arial" w:cs="Arial"/>
@@ -4140,6 +3642,7 @@
       <w:pPr>
         <w:suppressAutoHyphens/>
         <w:spacing w:before="240" w:after="240"/>
+        <w:ind w:right="-425"/>
         <w:jc w:val="both"/>
         <w:rPr>
           <w:rFonts w:ascii="Arial" w:hAnsi="Arial" w:cs="Arial"/>
@@ -4207,7 +3710,15 @@
           <w:rFonts w:eastAsiaTheme="minorEastAsia"/>
           <w:color w:val="000000" w:themeColor="text1"/>
         </w:rPr>
-        <w:t xml:space="preserve"> es inferior a veinte (20) salarios mínimos legales mensuales vigentes (SMMLV), no se exigirá la constitución de garantías, atendiendo la naturaleza del objeto, la modalidad de contratación y la justificación contenida en los estudios previos, conforme a la normativa vigente y al Manual de Contratación de la EMPRESA DE PARQUES Y EVENTOS DE ANTIOQUIA – ACTIVA. No obstante, la entidad podrá exigir garantías cuando lo considere necesario para proteger los intereses públicos, dejando constancia de la motivación en los documentos del proceso</w:t>
+        <w:t xml:space="preserve"> es inferior a veinte (20) salarios mínimos legales mensuales vigentes (SMMLV), no se exigirá la constitución de garantías, atendiendo la naturaleza del objeto, la modalidad de contratación y la justificación contenida en los estudios previos, </w:t>
+      </w:r>
+      <w:r>
+        <w:rPr>
+          <w:rFonts w:eastAsiaTheme="minorEastAsia"/>
+          <w:color w:val="000000" w:themeColor="text1"/>
+        </w:rPr>
+        <w:lastRenderedPageBreak/>
+        <w:t>conforme a la normativa vigente y al Manual de Contratación de la EMPRESA DE PARQUES Y EVENTOS DE ANTIOQUIA – ACTIVA. No obstante, la entidad podrá exigir garantías cuando lo considere necesario para proteger los intereses públicos, dejando constancia de la motivación en los documentos del proceso</w:t>
       </w:r>
       <w:r>
         <w:rPr>
@@ -4222,6 +3733,7 @@
       <w:pPr>
         <w:suppressAutoHyphens/>
         <w:spacing w:before="240" w:after="240"/>
+        <w:ind w:right="-425"/>
         <w:jc w:val="both"/>
         <w:rPr>
           <w:rFonts w:ascii="Arial" w:hAnsi="Arial" w:cs="Arial"/>
@@ -4268,22 +3780,22 @@
       <w:pPr>
         <w:suppressAutoHyphens/>
         <w:spacing w:before="240" w:after="240"/>
-        <w:jc w:val="both"/>
-        <w:rPr>
-          <w:rFonts w:ascii="Arial" w:hAnsi="Arial" w:cs="Arial"/>
-          <w:color w:val="000000" w:themeColor="text1"/>
-          <w:spacing w:val="-3"/>
-        </w:rPr>
-      </w:pPr>
-      <w:r>
-        <w:rPr>
-          <w:rFonts w:ascii="Arial" w:hAnsi="Arial" w:cs="Arial"/>
-          <w:b/>
-          <w:bCs/>
-          <w:color w:val="000000" w:themeColor="text1"/>
-          <w:spacing w:val="-3"/>
-        </w:rPr>
-        <w:lastRenderedPageBreak/>
+        <w:ind w:right="-425"/>
+        <w:jc w:val="both"/>
+        <w:rPr>
+          <w:rFonts w:ascii="Arial" w:hAnsi="Arial" w:cs="Arial"/>
+          <w:color w:val="000000" w:themeColor="text1"/>
+          <w:spacing w:val="-3"/>
+        </w:rPr>
+      </w:pPr>
+      <w:r>
+        <w:rPr>
+          <w:rFonts w:ascii="Arial" w:hAnsi="Arial" w:cs="Arial"/>
+          <w:b/>
+          <w:bCs/>
+          <w:color w:val="000000" w:themeColor="text1"/>
+          <w:spacing w:val="-3"/>
+        </w:rPr>
         <w:t xml:space="preserve">DÉCIMA SEGUNDA: CESIÓN Y SUBCONTRATACIÓN. </w:t>
       </w:r>
       <w:r>
@@ -4920,7 +4432,14 @@
         <w:rPr>
           <w:rFonts w:ascii="Arial" w:hAnsi="Arial" w:cs="Arial"/>
         </w:rPr>
-        <w:t xml:space="preserve">se compromete a responder por su cuenta y riesgo, todo aquel requerimiento, reclamación o presentación de informes, si con posterioridad a la terminación de este contrato llegare a necesitar </w:t>
+        <w:t xml:space="preserve">se compromete a responder por su cuenta y riesgo, todo aquel requerimiento, reclamación o presentación de informes, si con posterioridad a la </w:t>
+      </w:r>
+      <w:r>
+        <w:rPr>
+          <w:rFonts w:ascii="Arial" w:hAnsi="Arial" w:cs="Arial"/>
+        </w:rPr>
+        <w:lastRenderedPageBreak/>
+        <w:t xml:space="preserve">terminación de este contrato llegare a necesitar </w:t>
       </w:r>
       <w:r>
         <w:rPr>
@@ -5111,16 +4630,7 @@
           <w:color w:val="000000" w:themeColor="text1"/>
           <w:spacing w:val="-3"/>
         </w:rPr>
-        <w:t xml:space="preserve"> por las </w:t>
-      </w:r>
-      <w:r>
-        <w:rPr>
-          <w:rFonts w:ascii="Arial" w:hAnsi="Arial" w:cs="Arial"/>
-          <w:color w:val="000000" w:themeColor="text1"/>
-          <w:spacing w:val="-3"/>
-        </w:rPr>
-        <w:lastRenderedPageBreak/>
-        <w:t xml:space="preserve">partes. Para su ejecución se requiere el Registro Presupuestal, la asignación del Supervisor y la firma del Acta de </w:t>
+        <w:t xml:space="preserve"> por las partes. Para su ejecución se requiere el Registro Presupuestal, la asignación del Supervisor y la firma del Acta de </w:t>
       </w:r>
       <w:r>
         <w:rPr>
@@ -5449,6 +4959,7 @@
       <w:pPr>
         <w:suppressAutoHyphens/>
         <w:spacing w:before="240" w:after="240"/>
+        <w:ind w:right="-425"/>
         <w:jc w:val="both"/>
         <w:rPr>
           <w:rFonts w:ascii="Arial" w:eastAsia="Arial" w:hAnsi="Arial" w:cs="Arial"/>
@@ -5485,6 +4996,7 @@
       <w:pPr>
         <w:suppressAutoHyphens/>
         <w:spacing w:before="240" w:after="240"/>
+        <w:ind w:right="-425"/>
         <w:jc w:val="both"/>
         <w:rPr>
           <w:rFonts w:ascii="Arial" w:eastAsia="Arial" w:hAnsi="Arial" w:cs="Arial"/>
@@ -5521,6 +5033,7 @@
       <w:pPr>
         <w:suppressAutoHyphens/>
         <w:spacing w:before="240" w:after="240"/>
+        <w:ind w:right="-425"/>
         <w:jc w:val="both"/>
         <w:rPr>
           <w:rStyle w:val="normaltextrun"/>
@@ -5537,6 +5050,7 @@
           <w:bCs/>
           <w:color w:val="000000" w:themeColor="text1"/>
         </w:rPr>
+        <w:lastRenderedPageBreak/>
         <w:t xml:space="preserve">VIGÉSIMA </w:t>
       </w:r>
       <w:r>
@@ -5574,7 +5088,7 @@
             <w:rStyle w:val="Hipervnculo"/>
             <w:rFonts w:ascii="Arial" w:hAnsi="Arial" w:cs="Arial"/>
           </w:rPr>
-          <w:t xml:space="preserve">{email_contratista}</w:t>
+          <w:t>{email_contratista}</w:t>
         </w:r>
       </w:hyperlink>
     </w:p>
@@ -5623,84 +5137,7 @@
           <w:rFonts w:ascii="Arial" w:hAnsi="Arial" w:cs="Arial"/>
           <w:color w:val="000000" w:themeColor="text1"/>
         </w:rPr>
-        <w:t xml:space="preserve">{fecha_firma_letras}</w:t>
-      </w:r>
-      <w:r>
-        <w:rPr>
-          <w:rFonts w:ascii="Arial" w:hAnsi="Arial" w:cs="Arial"/>
-          <w:color w:val="000000" w:themeColor="text1"/>
-        </w:rPr>
-        <w:t xml:space="preserve"/>
-      </w:r>
-      <w:r>
-        <w:rPr>
-          <w:rFonts w:ascii="Arial" w:hAnsi="Arial" w:cs="Arial"/>
-          <w:color w:val="000000" w:themeColor="text1"/>
-        </w:rPr>
-        <w:t/>
-      </w:r>
-      <w:r>
-        <w:rPr>
-          <w:rFonts w:ascii="Arial" w:hAnsi="Arial" w:cs="Arial"/>
-          <w:color w:val="000000" w:themeColor="text1"/>
-        </w:rPr>
-        <w:t/>
-      </w:r>
-      <w:r>
-        <w:rPr>
-          <w:rFonts w:ascii="Arial" w:hAnsi="Arial" w:cs="Arial"/>
-          <w:color w:val="000000" w:themeColor="text1"/>
-        </w:rPr>
-        <w:t/>
-      </w:r>
-      <w:r>
-        <w:rPr>
-          <w:rFonts w:ascii="Arial" w:hAnsi="Arial" w:cs="Arial"/>
-          <w:color w:val="000000" w:themeColor="text1"/>
-        </w:rPr>
-        <w:t/>
-      </w:r>
-      <w:r>
-        <w:rPr>
-          <w:rFonts w:ascii="Arial" w:hAnsi="Arial" w:cs="Arial"/>
-          <w:color w:val="000000" w:themeColor="text1"/>
-        </w:rPr>
-        <w:t xml:space="preserve"/>
-      </w:r>
-      <w:r>
-        <w:rPr>
-          <w:rFonts w:ascii="Arial" w:hAnsi="Arial" w:cs="Arial"/>
-          <w:color w:val="000000" w:themeColor="text1"/>
-        </w:rPr>
-        <w:t xml:space="preserve"/>
-      </w:r>
-      <w:r>
-        <w:rPr>
-          <w:rFonts w:ascii="Arial" w:hAnsi="Arial" w:cs="Arial"/>
-          <w:color w:val="000000" w:themeColor="text1"/>
-        </w:rPr>
-        <w:t/>
-      </w:r>
-      <w:r>
-        <w:rPr>
-          <w:rFonts w:ascii="Arial" w:hAnsi="Arial" w:cs="Arial"/>
-          <w:color w:val="000000" w:themeColor="text1"/>
-        </w:rPr>
-        <w:t xml:space="preserve"/>
-      </w:r>
-      <w:r>
-        <w:rPr>
-          <w:rFonts w:ascii="Arial" w:hAnsi="Arial" w:cs="Arial"/>
-          <w:color w:val="000000" w:themeColor="text1"/>
-        </w:rPr>
-        <w:t/>
-      </w:r>
-      <w:r>
-        <w:rPr>
-          <w:rFonts w:ascii="Arial" w:hAnsi="Arial" w:cs="Arial"/>
-          <w:color w:val="000000" w:themeColor="text1"/>
-        </w:rPr>
-        <w:t/>
+        <w:t>{fecha_firma_letras}</w:t>
       </w:r>
     </w:p>
     <w:p>
@@ -5908,16 +5345,22 @@
           <w:bCs/>
           <w:lang w:val="pt-BR"/>
         </w:rPr>
-        <w:t xml:space="preserve">{nombre_contratista}</w:t>
-      </w:r>
-      <w:r>
+        <w:t>{nombre_contratista}</w:t>
+      </w:r>
+    </w:p>
+    <w:p>
+      <w:pPr>
+        <w:ind w:right="-425"/>
+        <w:jc w:val="both"/>
         <w:rPr>
           <w:rFonts w:ascii="Arial" w:eastAsia="Calibri" w:hAnsi="Arial" w:cs="Arial"/>
-          <w:b/>
-          <w:bCs/>
-          <w:lang w:val="pt-BR"/>
-        </w:rPr>
-        <w:t xml:space="preserve"/>
+        </w:rPr>
+      </w:pPr>
+      <w:r>
+        <w:rPr>
+          <w:rFonts w:ascii="Arial" w:eastAsia="Calibri" w:hAnsi="Arial" w:cs="Arial"/>
+        </w:rPr>
+        <w:t xml:space="preserve">CONTRATISTA </w:t>
       </w:r>
     </w:p>
     <w:p>
@@ -5928,37 +5371,518 @@
           <w:rFonts w:ascii="Arial" w:eastAsia="Calibri" w:hAnsi="Arial" w:cs="Arial"/>
         </w:rPr>
       </w:pPr>
-      <w:r>
+    </w:p>
+    <w:p>
+      <w:pPr>
+        <w:ind w:right="-425"/>
+        <w:jc w:val="both"/>
         <w:rPr>
           <w:rFonts w:ascii="Arial" w:eastAsia="Calibri" w:hAnsi="Arial" w:cs="Arial"/>
         </w:rPr>
-        <w:t xml:space="preserve">CONTRATISTA </w:t>
-      </w:r>
-    </w:p>
+      </w:pPr>
+    </w:p>
+    <w:tbl>
+      <w:tblPr>
+        <w:tblW w:w="0" w:type="auto"/>
+        <w:tblLook w:val="04A0" w:firstRow="1" w:lastRow="0" w:firstColumn="1" w:lastColumn="0" w:noHBand="0" w:noVBand="1"/>
+      </w:tblPr>
+      <w:tblGrid>
+        <w:gridCol w:w="1550"/>
+        <w:gridCol w:w="4058"/>
+        <w:gridCol w:w="3161"/>
+      </w:tblGrid>
+      <w:tr>
+        <w:trPr>
+          <w:trHeight w:val="195"/>
+        </w:trPr>
+        <w:tc>
+          <w:tcPr>
+            <w:tcW w:w="1550" w:type="dxa"/>
+            <w:tcBorders>
+              <w:top w:val="single" w:sz="8" w:space="0" w:color="auto"/>
+              <w:left w:val="single" w:sz="8" w:space="0" w:color="auto"/>
+              <w:bottom w:val="single" w:sz="8" w:space="0" w:color="auto"/>
+              <w:right w:val="single" w:sz="8" w:space="0" w:color="auto"/>
+            </w:tcBorders>
+          </w:tcPr>
+          <w:p>
+            <w:pPr>
+              <w:ind w:right="-425"/>
+              <w:jc w:val="both"/>
+              <w:rPr>
+                <w:rFonts w:ascii="Arial" w:eastAsia="Calibri" w:hAnsi="Arial" w:cs="Arial"/>
+                <w:sz w:val="16"/>
+                <w:szCs w:val="16"/>
+              </w:rPr>
+            </w:pPr>
+          </w:p>
+        </w:tc>
+        <w:tc>
+          <w:tcPr>
+            <w:tcW w:w="4058" w:type="dxa"/>
+            <w:tcBorders>
+              <w:top w:val="single" w:sz="8" w:space="0" w:color="auto"/>
+              <w:left w:val="single" w:sz="8" w:space="0" w:color="auto"/>
+              <w:bottom w:val="single" w:sz="8" w:space="0" w:color="auto"/>
+              <w:right w:val="single" w:sz="8" w:space="0" w:color="auto"/>
+            </w:tcBorders>
+            <w:hideMark/>
+          </w:tcPr>
+          <w:p>
+            <w:pPr>
+              <w:ind w:right="-425"/>
+              <w:jc w:val="both"/>
+              <w:rPr>
+                <w:rFonts w:ascii="Arial" w:eastAsia="Calibri" w:hAnsi="Arial" w:cs="Arial"/>
+                <w:sz w:val="16"/>
+                <w:szCs w:val="16"/>
+              </w:rPr>
+            </w:pPr>
+            <w:r>
+              <w:rPr>
+                <w:rFonts w:ascii="Arial" w:eastAsia="Calibri" w:hAnsi="Arial" w:cs="Arial"/>
+                <w:sz w:val="16"/>
+                <w:szCs w:val="16"/>
+              </w:rPr>
+              <w:t>NOMBRE</w:t>
+            </w:r>
+          </w:p>
+        </w:tc>
+        <w:tc>
+          <w:tcPr>
+            <w:tcW w:w="3161" w:type="dxa"/>
+            <w:tcBorders>
+              <w:top w:val="single" w:sz="8" w:space="0" w:color="auto"/>
+              <w:left w:val="single" w:sz="8" w:space="0" w:color="auto"/>
+              <w:bottom w:val="single" w:sz="8" w:space="0" w:color="auto"/>
+              <w:right w:val="single" w:sz="8" w:space="0" w:color="auto"/>
+            </w:tcBorders>
+            <w:hideMark/>
+          </w:tcPr>
+          <w:p>
+            <w:pPr>
+              <w:ind w:right="-425"/>
+              <w:jc w:val="both"/>
+              <w:rPr>
+                <w:rFonts w:ascii="Arial" w:eastAsia="Calibri" w:hAnsi="Arial" w:cs="Arial"/>
+                <w:sz w:val="16"/>
+                <w:szCs w:val="16"/>
+              </w:rPr>
+            </w:pPr>
+            <w:r>
+              <w:rPr>
+                <w:rFonts w:ascii="Arial" w:eastAsia="Calibri" w:hAnsi="Arial" w:cs="Arial"/>
+                <w:sz w:val="16"/>
+                <w:szCs w:val="16"/>
+              </w:rPr>
+              <w:t>FIRMA</w:t>
+            </w:r>
+          </w:p>
+        </w:tc>
+      </w:tr>
+      <w:tr>
+        <w:trPr>
+          <w:trHeight w:val="210"/>
+        </w:trPr>
+        <w:tc>
+          <w:tcPr>
+            <w:tcW w:w="1550" w:type="dxa"/>
+            <w:tcBorders>
+              <w:top w:val="single" w:sz="8" w:space="0" w:color="auto"/>
+              <w:left w:val="single" w:sz="8" w:space="0" w:color="auto"/>
+              <w:bottom w:val="single" w:sz="8" w:space="0" w:color="auto"/>
+              <w:right w:val="single" w:sz="8" w:space="0" w:color="auto"/>
+            </w:tcBorders>
+            <w:hideMark/>
+          </w:tcPr>
+          <w:p>
+            <w:pPr>
+              <w:ind w:right="-425"/>
+              <w:jc w:val="both"/>
+              <w:rPr>
+                <w:rFonts w:ascii="Arial" w:eastAsia="Calibri" w:hAnsi="Arial" w:cs="Arial"/>
+                <w:sz w:val="16"/>
+                <w:szCs w:val="16"/>
+              </w:rPr>
+            </w:pPr>
+            <w:r>
+              <w:rPr>
+                <w:rFonts w:ascii="Arial" w:eastAsia="Calibri" w:hAnsi="Arial" w:cs="Arial"/>
+                <w:sz w:val="16"/>
+                <w:szCs w:val="16"/>
+              </w:rPr>
+              <w:t>Proyectó:</w:t>
+            </w:r>
+          </w:p>
+        </w:tc>
+        <w:tc>
+          <w:tcPr>
+            <w:tcW w:w="4058" w:type="dxa"/>
+            <w:tcBorders>
+              <w:top w:val="single" w:sz="8" w:space="0" w:color="auto"/>
+              <w:left w:val="single" w:sz="8" w:space="0" w:color="auto"/>
+              <w:bottom w:val="single" w:sz="8" w:space="0" w:color="auto"/>
+              <w:right w:val="single" w:sz="8" w:space="0" w:color="auto"/>
+            </w:tcBorders>
+          </w:tcPr>
+          <w:p>
+            <w:pPr>
+              <w:ind w:right="-425"/>
+              <w:jc w:val="both"/>
+              <w:rPr>
+                <w:rFonts w:ascii="Arial" w:eastAsia="Calibri" w:hAnsi="Arial" w:cs="Arial"/>
+                <w:sz w:val="16"/>
+                <w:szCs w:val="16"/>
+              </w:rPr>
+            </w:pPr>
+            <w:r>
+              <w:rPr>
+                <w:rFonts w:ascii="Arial" w:eastAsia="Calibri" w:hAnsi="Arial" w:cs="Arial"/>
+                <w:sz w:val="16"/>
+                <w:szCs w:val="16"/>
+              </w:rPr>
+              <w:t xml:space="preserve">{proyecto}</w:t>
+            </w:r>
+          </w:p>
+        </w:tc>
+        <w:tc>
+          <w:tcPr>
+            <w:tcW w:w="3161" w:type="dxa"/>
+            <w:tcBorders>
+              <w:top w:val="single" w:sz="8" w:space="0" w:color="auto"/>
+              <w:left w:val="single" w:sz="8" w:space="0" w:color="auto"/>
+              <w:bottom w:val="single" w:sz="8" w:space="0" w:color="auto"/>
+              <w:right w:val="single" w:sz="8" w:space="0" w:color="auto"/>
+            </w:tcBorders>
+            <w:hideMark/>
+          </w:tcPr>
+          <w:p>
+            <w:pPr>
+              <w:ind w:right="-425"/>
+              <w:jc w:val="both"/>
+              <w:rPr>
+                <w:rFonts w:ascii="Arial" w:eastAsia="Calibri" w:hAnsi="Arial" w:cs="Arial"/>
+                <w:sz w:val="16"/>
+                <w:szCs w:val="16"/>
+              </w:rPr>
+            </w:pPr>
+            <w:r>
+              <w:rPr>
+                <w:rFonts w:ascii="Arial" w:eastAsia="Calibri" w:hAnsi="Arial" w:cs="Arial"/>
+                <w:sz w:val="16"/>
+                <w:szCs w:val="16"/>
+              </w:rPr>
+              <w:t xml:space="preserve"> </w:t>
+            </w:r>
+          </w:p>
+        </w:tc>
+      </w:tr>
+      <w:tr>
+        <w:trPr>
+          <w:trHeight w:val="150"/>
+        </w:trPr>
+        <w:tc>
+          <w:tcPr>
+            <w:tcW w:w="1550" w:type="dxa"/>
+            <w:tcBorders>
+              <w:top w:val="single" w:sz="8" w:space="0" w:color="auto"/>
+              <w:left w:val="single" w:sz="8" w:space="0" w:color="auto"/>
+              <w:bottom w:val="single" w:sz="8" w:space="0" w:color="auto"/>
+              <w:right w:val="single" w:sz="8" w:space="0" w:color="auto"/>
+            </w:tcBorders>
+            <w:hideMark/>
+          </w:tcPr>
+          <w:p>
+            <w:pPr>
+              <w:ind w:right="-425"/>
+              <w:jc w:val="both"/>
+              <w:rPr>
+                <w:rFonts w:ascii="Arial" w:eastAsia="Calibri" w:hAnsi="Arial" w:cs="Arial"/>
+                <w:sz w:val="16"/>
+                <w:szCs w:val="16"/>
+              </w:rPr>
+            </w:pPr>
+            <w:r>
+              <w:rPr>
+                <w:rFonts w:ascii="Arial" w:eastAsia="Calibri" w:hAnsi="Arial" w:cs="Arial"/>
+                <w:sz w:val="16"/>
+                <w:szCs w:val="16"/>
+              </w:rPr>
+              <w:t>Revis</w:t>
+            </w:r>
+            <w:r>
+              <w:rPr>
+                <w:rFonts w:ascii="Arial" w:eastAsia="Calibri" w:hAnsi="Arial" w:cs="Arial"/>
+                <w:sz w:val="16"/>
+                <w:szCs w:val="16"/>
+              </w:rPr>
+              <w:t>ión jurídica</w:t>
+            </w:r>
+          </w:p>
+        </w:tc>
+        <w:tc>
+          <w:tcPr>
+            <w:tcW w:w="4058" w:type="dxa"/>
+            <w:tcBorders>
+              <w:top w:val="single" w:sz="8" w:space="0" w:color="auto"/>
+              <w:left w:val="single" w:sz="8" w:space="0" w:color="auto"/>
+              <w:bottom w:val="single" w:sz="8" w:space="0" w:color="auto"/>
+              <w:right w:val="single" w:sz="8" w:space="0" w:color="auto"/>
+            </w:tcBorders>
+          </w:tcPr>
+          <w:p>
+            <w:pPr>
+              <w:ind w:right="-425"/>
+              <w:jc w:val="both"/>
+              <w:rPr>
+                <w:rFonts w:ascii="Arial" w:eastAsia="Calibri" w:hAnsi="Arial" w:cs="Arial"/>
+                <w:sz w:val="16"/>
+                <w:szCs w:val="16"/>
+              </w:rPr>
+            </w:pPr>
+            <w:r>
+              <w:rPr>
+                <w:rFonts w:ascii="Arial" w:eastAsia="Calibri" w:hAnsi="Arial" w:cs="Arial"/>
+                <w:sz w:val="16"/>
+                <w:szCs w:val="16"/>
+              </w:rPr>
+              <w:t xml:space="preserve">{revision_juridica}</w:t>
+            </w:r>
+          </w:p>
+        </w:tc>
+        <w:tc>
+          <w:tcPr>
+            <w:tcW w:w="3161" w:type="dxa"/>
+            <w:tcBorders>
+              <w:top w:val="single" w:sz="8" w:space="0" w:color="auto"/>
+              <w:left w:val="single" w:sz="8" w:space="0" w:color="auto"/>
+              <w:bottom w:val="single" w:sz="8" w:space="0" w:color="auto"/>
+              <w:right w:val="single" w:sz="8" w:space="0" w:color="auto"/>
+            </w:tcBorders>
+            <w:hideMark/>
+          </w:tcPr>
+          <w:p>
+            <w:pPr>
+              <w:ind w:right="-425"/>
+              <w:jc w:val="both"/>
+              <w:rPr>
+                <w:rFonts w:ascii="Arial" w:eastAsia="Calibri" w:hAnsi="Arial" w:cs="Arial"/>
+                <w:sz w:val="16"/>
+                <w:szCs w:val="16"/>
+              </w:rPr>
+            </w:pPr>
+            <w:r>
+              <w:rPr>
+                <w:rFonts w:ascii="Arial" w:eastAsia="Calibri" w:hAnsi="Arial" w:cs="Arial"/>
+                <w:sz w:val="16"/>
+                <w:szCs w:val="16"/>
+              </w:rPr>
+              <w:t xml:space="preserve"> </w:t>
+            </w:r>
+          </w:p>
+        </w:tc>
+      </w:tr>
+      <w:tr>
+        <w:trPr>
+          <w:trHeight w:val="150"/>
+        </w:trPr>
+        <w:tc>
+          <w:tcPr>
+            <w:tcW w:w="1550" w:type="dxa"/>
+            <w:tcBorders>
+              <w:top w:val="single" w:sz="8" w:space="0" w:color="auto"/>
+              <w:left w:val="single" w:sz="8" w:space="0" w:color="auto"/>
+              <w:bottom w:val="single" w:sz="8" w:space="0" w:color="auto"/>
+              <w:right w:val="single" w:sz="8" w:space="0" w:color="auto"/>
+            </w:tcBorders>
+            <w:hideMark/>
+          </w:tcPr>
+          <w:p>
+            <w:pPr>
+              <w:ind w:right="-425"/>
+              <w:jc w:val="both"/>
+              <w:rPr>
+                <w:rFonts w:ascii="Arial" w:eastAsia="Calibri" w:hAnsi="Arial" w:cs="Arial"/>
+                <w:sz w:val="16"/>
+                <w:szCs w:val="16"/>
+              </w:rPr>
+            </w:pPr>
+            <w:r>
+              <w:rPr>
+                <w:rFonts w:ascii="Arial" w:eastAsia="Calibri" w:hAnsi="Arial" w:cs="Arial"/>
+                <w:sz w:val="16"/>
+                <w:szCs w:val="16"/>
+              </w:rPr>
+              <w:t>Revis</w:t>
+            </w:r>
+            <w:r>
+              <w:rPr>
+                <w:rFonts w:ascii="Arial" w:eastAsia="Calibri" w:hAnsi="Arial" w:cs="Arial"/>
+                <w:sz w:val="16"/>
+                <w:szCs w:val="16"/>
+              </w:rPr>
+              <w:t>ión financiera</w:t>
+            </w:r>
+          </w:p>
+        </w:tc>
+        <w:tc>
+          <w:tcPr>
+            <w:tcW w:w="4058" w:type="dxa"/>
+            <w:tcBorders>
+              <w:top w:val="single" w:sz="8" w:space="0" w:color="auto"/>
+              <w:left w:val="single" w:sz="8" w:space="0" w:color="auto"/>
+              <w:bottom w:val="single" w:sz="8" w:space="0" w:color="auto"/>
+              <w:right w:val="single" w:sz="8" w:space="0" w:color="auto"/>
+            </w:tcBorders>
+          </w:tcPr>
+          <w:p>
+            <w:pPr>
+              <w:ind w:right="-425"/>
+              <w:jc w:val="both"/>
+              <w:rPr>
+                <w:rFonts w:ascii="Arial" w:eastAsia="Calibri" w:hAnsi="Arial" w:cs="Arial"/>
+                <w:sz w:val="16"/>
+                <w:szCs w:val="16"/>
+              </w:rPr>
+            </w:pPr>
+            <w:r>
+              <w:rPr>
+                <w:rFonts w:ascii="Arial" w:eastAsia="Calibri" w:hAnsi="Arial" w:cs="Arial"/>
+                <w:sz w:val="16"/>
+                <w:szCs w:val="16"/>
+              </w:rPr>
+              <w:t xml:space="preserve">{revision_financiera}</w:t>
+            </w:r>
+          </w:p>
+        </w:tc>
+        <w:tc>
+          <w:tcPr>
+            <w:tcW w:w="3161" w:type="dxa"/>
+            <w:tcBorders>
+              <w:top w:val="single" w:sz="8" w:space="0" w:color="auto"/>
+              <w:left w:val="single" w:sz="8" w:space="0" w:color="auto"/>
+              <w:bottom w:val="single" w:sz="8" w:space="0" w:color="auto"/>
+              <w:right w:val="single" w:sz="8" w:space="0" w:color="auto"/>
+            </w:tcBorders>
+            <w:hideMark/>
+          </w:tcPr>
+          <w:p>
+            <w:pPr>
+              <w:ind w:right="-425"/>
+              <w:jc w:val="both"/>
+              <w:rPr>
+                <w:rFonts w:ascii="Arial" w:eastAsia="Calibri" w:hAnsi="Arial" w:cs="Arial"/>
+                <w:sz w:val="16"/>
+                <w:szCs w:val="16"/>
+              </w:rPr>
+            </w:pPr>
+            <w:r>
+              <w:rPr>
+                <w:rFonts w:ascii="Arial" w:eastAsia="Calibri" w:hAnsi="Arial" w:cs="Arial"/>
+                <w:sz w:val="16"/>
+                <w:szCs w:val="16"/>
+              </w:rPr>
+              <w:t xml:space="preserve"> </w:t>
+            </w:r>
+          </w:p>
+        </w:tc>
+      </w:tr>
+      <w:tr>
+        <w:trPr>
+          <w:trHeight w:val="255"/>
+        </w:trPr>
+        <w:tc>
+          <w:tcPr>
+            <w:tcW w:w="1550" w:type="dxa"/>
+            <w:tcBorders>
+              <w:top w:val="single" w:sz="8" w:space="0" w:color="auto"/>
+              <w:left w:val="single" w:sz="8" w:space="0" w:color="auto"/>
+              <w:bottom w:val="single" w:sz="8" w:space="0" w:color="auto"/>
+              <w:right w:val="single" w:sz="8" w:space="0" w:color="auto"/>
+            </w:tcBorders>
+            <w:hideMark/>
+          </w:tcPr>
+          <w:p>
+            <w:pPr>
+              <w:ind w:right="-425"/>
+              <w:jc w:val="both"/>
+              <w:rPr>
+                <w:rFonts w:ascii="Arial" w:eastAsia="Calibri" w:hAnsi="Arial" w:cs="Arial"/>
+                <w:sz w:val="16"/>
+                <w:szCs w:val="16"/>
+              </w:rPr>
+            </w:pPr>
+            <w:r>
+              <w:rPr>
+                <w:rFonts w:ascii="Arial" w:eastAsia="Calibri" w:hAnsi="Arial" w:cs="Arial"/>
+                <w:sz w:val="16"/>
+                <w:szCs w:val="16"/>
+              </w:rPr>
+              <w:t xml:space="preserve">Aprobó: </w:t>
+            </w:r>
+          </w:p>
+        </w:tc>
+        <w:tc>
+          <w:tcPr>
+            <w:tcW w:w="4058" w:type="dxa"/>
+            <w:tcBorders>
+              <w:top w:val="single" w:sz="8" w:space="0" w:color="auto"/>
+              <w:left w:val="single" w:sz="8" w:space="0" w:color="auto"/>
+              <w:bottom w:val="single" w:sz="8" w:space="0" w:color="auto"/>
+              <w:right w:val="single" w:sz="8" w:space="0" w:color="auto"/>
+            </w:tcBorders>
+          </w:tcPr>
+          <w:p>
+            <w:pPr>
+              <w:ind w:right="-425"/>
+              <w:jc w:val="both"/>
+              <w:rPr>
+                <w:rFonts w:ascii="Arial" w:eastAsia="Calibri" w:hAnsi="Arial" w:cs="Arial"/>
+                <w:sz w:val="16"/>
+                <w:szCs w:val="16"/>
+              </w:rPr>
+            </w:pPr>
+            <w:r>
+              <w:rPr>
+                <w:rFonts w:ascii="Arial" w:eastAsia="Calibri" w:hAnsi="Arial" w:cs="Arial"/>
+                <w:sz w:val="16"/>
+                <w:szCs w:val="16"/>
+              </w:rPr>
+              <w:t xml:space="preserve">{aprobo}</w:t>
+            </w:r>
+          </w:p>
+        </w:tc>
+        <w:tc>
+          <w:tcPr>
+            <w:tcW w:w="3161" w:type="dxa"/>
+            <w:tcBorders>
+              <w:top w:val="single" w:sz="8" w:space="0" w:color="auto"/>
+              <w:left w:val="single" w:sz="8" w:space="0" w:color="auto"/>
+              <w:bottom w:val="single" w:sz="8" w:space="0" w:color="auto"/>
+              <w:right w:val="single" w:sz="8" w:space="0" w:color="auto"/>
+            </w:tcBorders>
+          </w:tcPr>
+          <w:p>
+            <w:pPr>
+              <w:ind w:right="-425"/>
+              <w:jc w:val="both"/>
+              <w:rPr>
+                <w:rFonts w:ascii="Arial" w:eastAsia="Calibri" w:hAnsi="Arial" w:cs="Arial"/>
+                <w:sz w:val="16"/>
+                <w:szCs w:val="16"/>
+              </w:rPr>
+            </w:pPr>
+          </w:p>
+        </w:tc>
+      </w:tr>
+    </w:tbl>
     <w:p>
       <w:pPr>
         <w:ind w:right="-425"/>
         <w:jc w:val="both"/>
         <w:rPr>
           <w:rFonts w:ascii="Arial" w:eastAsia="Calibri" w:hAnsi="Arial" w:cs="Arial"/>
-        </w:rPr>
-      </w:pPr>
-    </w:p>
-    <w:p>
-      <w:pPr>
-        <w:ind w:right="-425"/>
-        <w:jc w:val="both"/>
-        <w:rPr>
-          <w:rFonts w:ascii="Arial" w:eastAsia="Calibri" w:hAnsi="Arial" w:cs="Arial"/>
-        </w:rPr>
-      </w:pPr>
-    </w:p>
-    <w:p>
-      <w:pPr>
-        <w:ind w:right="-425"/>
-        <w:jc w:val="both"/>
-        <w:rPr>
-          <w:rFonts w:ascii="Arial" w:eastAsia="Calibri" w:hAnsi="Arial" w:cs="Arial"/>
+          <w:lang w:val="es-CO"/>
         </w:rPr>
       </w:pPr>
     </w:p>
@@ -7811,7 +7735,6 @@
   <w:style w:type="character" w:default="1" w:styleId="Fuentedeprrafopredeter">
     <w:name w:val="Default Paragraph Font"/>
     <w:uiPriority w:val="1"/>
-    <w:semiHidden/>
     <w:unhideWhenUsed/>
   </w:style>
   <w:style w:type="table" w:default="1" w:styleId="Tablanormal">
@@ -9948,17 +9871,6 @@
 </file>
 
 <file path=customXml/item1.xml><?xml version="1.0" encoding="utf-8"?>
-<p:properties xmlns:p="http://schemas.microsoft.com/office/2006/metadata/properties" xmlns:xsi="http://www.w3.org/2001/XMLSchema-instance" xmlns:pc="http://schemas.microsoft.com/office/infopath/2007/PartnerControls">
-  <documentManagement>
-    <TaxCatchAll xmlns="e817aef0-ee18-43df-8fb6-a8e286a8ac2b" xsi:nil="true"/>
-    <lcf76f155ced4ddcb4097134ff3c332f xmlns="0492cccb-6647-486e-854d-ea79f74918b5">
-      <Terms xmlns="http://schemas.microsoft.com/office/infopath/2007/PartnerControls"/>
-    </lcf76f155ced4ddcb4097134ff3c332f>
-  </documentManagement>
-</p:properties>
-</file>
-
-<file path=customXml/item2.xml><?xml version="1.0" encoding="utf-8"?>
 <ct:contentTypeSchema xmlns:ct="http://schemas.microsoft.com/office/2006/metadata/contentType" xmlns:ma="http://schemas.microsoft.com/office/2006/metadata/properties/metaAttributes" ct:_="" ma:_="" ma:contentTypeName="Documento" ma:contentTypeID="0x01010009D7B0C64E77F64B88D164F77CD540CE" ma:contentTypeVersion="20" ma:contentTypeDescription="Crear nuevo documento." ma:contentTypeScope="" ma:versionID="d8051832bc294fed6848679ea26f6dc1">
   <xsd:schema xmlns:xsd="http://www.w3.org/2001/XMLSchema" xmlns:xs="http://www.w3.org/2001/XMLSchema" xmlns:p="http://schemas.microsoft.com/office/2006/metadata/properties" xmlns:ns2="e817aef0-ee18-43df-8fb6-a8e286a8ac2b" xmlns:ns3="0492cccb-6647-486e-854d-ea79f74918b5" targetNamespace="http://schemas.microsoft.com/office/2006/metadata/properties" ma:root="true" ma:fieldsID="75340f7370c80217d15047bf2bf01844" ns2:_="" ns3:_="">
     <xsd:import namespace="e817aef0-ee18-43df-8fb6-a8e286a8ac2b"/>
@@ -10219,6 +10131,17 @@
 </ct:contentTypeSchema>
 </file>
 
+<file path=customXml/item2.xml><?xml version="1.0" encoding="utf-8"?>
+<p:properties xmlns:p="http://schemas.microsoft.com/office/2006/metadata/properties" xmlns:xsi="http://www.w3.org/2001/XMLSchema-instance" xmlns:pc="http://schemas.microsoft.com/office/infopath/2007/PartnerControls">
+  <documentManagement>
+    <TaxCatchAll xmlns="e817aef0-ee18-43df-8fb6-a8e286a8ac2b" xsi:nil="true"/>
+    <lcf76f155ced4ddcb4097134ff3c332f xmlns="0492cccb-6647-486e-854d-ea79f74918b5">
+      <Terms xmlns="http://schemas.microsoft.com/office/infopath/2007/PartnerControls"/>
+    </lcf76f155ced4ddcb4097134ff3c332f>
+  </documentManagement>
+</p:properties>
+</file>
+
 <file path=customXml/item3.xml><?xml version="1.0" encoding="utf-8"?>
 <?mso-contentType ?>
 <FormTemplates xmlns="http://schemas.microsoft.com/sharepoint/v3/contenttype/forms">
@@ -10229,17 +10152,6 @@
 </file>
 
 <file path=customXml/itemProps1.xml><?xml version="1.0" encoding="utf-8"?>
-<ds:datastoreItem xmlns:ds="http://schemas.openxmlformats.org/officeDocument/2006/customXml" ds:itemID="{450D9E2E-3E33-4BC6-ADC7-18A7ACCB1B1D}">
-  <ds:schemaRefs>
-    <ds:schemaRef ds:uri="http://schemas.microsoft.com/office/2006/metadata/properties"/>
-    <ds:schemaRef ds:uri="http://schemas.microsoft.com/office/infopath/2007/PartnerControls"/>
-    <ds:schemaRef ds:uri="e817aef0-ee18-43df-8fb6-a8e286a8ac2b"/>
-    <ds:schemaRef ds:uri="0492cccb-6647-486e-854d-ea79f74918b5"/>
-  </ds:schemaRefs>
-</ds:datastoreItem>
-</file>
-
-<file path=customXml/itemProps2.xml><?xml version="1.0" encoding="utf-8"?>
 <ds:datastoreItem xmlns:ds="http://schemas.openxmlformats.org/officeDocument/2006/customXml" ds:itemID="{F4E5EB90-5BAF-4863-892F-E288E4160F4D}">
   <ds:schemaRefs>
     <ds:schemaRef ds:uri="http://schemas.microsoft.com/office/2006/metadata/contentType"/>
@@ -10258,6 +10170,17 @@
 </ds:datastoreItem>
 </file>
 
+<file path=customXml/itemProps2.xml><?xml version="1.0" encoding="utf-8"?>
+<ds:datastoreItem xmlns:ds="http://schemas.openxmlformats.org/officeDocument/2006/customXml" ds:itemID="{450D9E2E-3E33-4BC6-ADC7-18A7ACCB1B1D}">
+  <ds:schemaRefs>
+    <ds:schemaRef ds:uri="http://schemas.microsoft.com/office/2006/metadata/properties"/>
+    <ds:schemaRef ds:uri="http://schemas.microsoft.com/office/infopath/2007/PartnerControls"/>
+    <ds:schemaRef ds:uri="e817aef0-ee18-43df-8fb6-a8e286a8ac2b"/>
+    <ds:schemaRef ds:uri="0492cccb-6647-486e-854d-ea79f74918b5"/>
+  </ds:schemaRefs>
+</ds:datastoreItem>
+</file>
+
 <file path=customXml/itemProps3.xml><?xml version="1.0" encoding="utf-8"?>
 <ds:datastoreItem xmlns:ds="http://schemas.openxmlformats.org/officeDocument/2006/customXml" ds:itemID="{14603871-D6DD-49BB-A886-8F65CE0FA38A}">
   <ds:schemaRefs>

--- a/plantilla_contrato.docx
+++ b/plantilla_contrato.docx
@@ -576,15 +576,17 @@
           <w:color w:val="000000" w:themeColor="text1"/>
           <w:spacing w:val="-3"/>
         </w:rPr>
-        <w:t xml:space="preserve">Entre los suscritos a </w:t>
+        <w:t xml:space="preserve">Entre los suscritos a saber: </w:t>
       </w:r>
       <w:r>
         <w:rPr>
           <w:rFonts w:ascii="Arial" w:eastAsia="Arial" w:hAnsi="Arial" w:cs="Arial"/>
-          <w:color w:val="000000" w:themeColor="text1"/>
-          <w:spacing w:val="-3"/>
-        </w:rPr>
-        <w:t xml:space="preserve">saber: </w:t>
+          <w:b/>
+          <w:bCs/>
+          <w:color w:val="000000" w:themeColor="text1"/>
+          <w:spacing w:val="-3"/>
+        </w:rPr>
+        <w:t xml:space="preserve">SANTIAGO </w:t>
       </w:r>
       <w:r>
         <w:rPr>
@@ -594,7 +596,7 @@
           <w:color w:val="000000" w:themeColor="text1"/>
           <w:spacing w:val="-3"/>
         </w:rPr>
-        <w:t xml:space="preserve">SANTIAGO </w:t>
+        <w:t>AT</w:t>
       </w:r>
       <w:r>
         <w:rPr>
@@ -604,7 +606,7 @@
           <w:color w:val="000000" w:themeColor="text1"/>
           <w:spacing w:val="-3"/>
         </w:rPr>
-        <w:t>AT</w:t>
+        <w:t>EH</w:t>
       </w:r>
       <w:r>
         <w:rPr>
@@ -614,7 +616,7 @@
           <w:color w:val="000000" w:themeColor="text1"/>
           <w:spacing w:val="-3"/>
         </w:rPr>
-        <w:t>EH</w:t>
+        <w:t>O</w:t>
       </w:r>
       <w:r>
         <w:rPr>
@@ -624,17 +626,15 @@
           <w:color w:val="000000" w:themeColor="text1"/>
           <w:spacing w:val="-3"/>
         </w:rPr>
-        <w:t>O</w:t>
+        <w:t>RTÚA SIERRA</w:t>
       </w:r>
       <w:r>
         <w:rPr>
           <w:rFonts w:ascii="Arial" w:eastAsia="Arial" w:hAnsi="Arial" w:cs="Arial"/>
-          <w:b/>
-          <w:bCs/>
-          <w:color w:val="000000" w:themeColor="text1"/>
-          <w:spacing w:val="-3"/>
-        </w:rPr>
-        <w:t>RTÚA SIERRA</w:t>
+          <w:color w:val="000000" w:themeColor="text1"/>
+          <w:spacing w:val="-3"/>
+        </w:rPr>
+        <w:t xml:space="preserve">, mayor de edad, portador de la cédula de ciudadanía N° </w:t>
       </w:r>
       <w:r>
         <w:rPr>
@@ -642,7 +642,7 @@
           <w:color w:val="000000" w:themeColor="text1"/>
           <w:spacing w:val="-3"/>
         </w:rPr>
-        <w:t xml:space="preserve">, mayor de edad, portador de la cédula de ciudadanía N° </w:t>
+        <w:t>71.555.983</w:t>
       </w:r>
       <w:r>
         <w:rPr>
@@ -650,7 +650,7 @@
           <w:color w:val="000000" w:themeColor="text1"/>
           <w:spacing w:val="-3"/>
         </w:rPr>
-        <w:t>71.555.983</w:t>
+        <w:t>, nombrad</w:t>
       </w:r>
       <w:r>
         <w:rPr>
@@ -658,280 +658,240 @@
           <w:color w:val="000000" w:themeColor="text1"/>
           <w:spacing w:val="-3"/>
         </w:rPr>
+        <w:t>o</w:t>
+      </w:r>
+      <w:r>
+        <w:rPr>
+          <w:rFonts w:ascii="Arial" w:eastAsia="Arial" w:hAnsi="Arial" w:cs="Arial"/>
+          <w:color w:val="000000" w:themeColor="text1"/>
+          <w:spacing w:val="-3"/>
+        </w:rPr>
+        <w:t xml:space="preserve"> mediante el Decreto Departamental </w:t>
+      </w:r>
+      <w:r>
+        <w:rPr>
+          <w:rFonts w:ascii="Arial" w:eastAsia="Arial" w:hAnsi="Arial" w:cs="Arial"/>
+          <w:color w:val="000000" w:themeColor="text1"/>
+          <w:spacing w:val="-3"/>
+        </w:rPr>
+        <w:t>No</w:t>
+      </w:r>
+      <w:r>
+        <w:rPr>
+          <w:rFonts w:ascii="Arial" w:eastAsia="Arial" w:hAnsi="Arial" w:cs="Arial"/>
+          <w:color w:val="000000" w:themeColor="text1"/>
+          <w:spacing w:val="-3"/>
+        </w:rPr>
+        <w:t xml:space="preserve"> </w:t>
+      </w:r>
+      <w:r>
+        <w:rPr>
+          <w:rFonts w:ascii="Arial" w:eastAsia="Arial" w:hAnsi="Arial" w:cs="Arial"/>
+          <w:color w:val="000000" w:themeColor="text1"/>
+          <w:spacing w:val="-3"/>
+        </w:rPr>
+        <w:t>202</w:t>
+      </w:r>
+      <w:r>
+        <w:rPr>
+          <w:rFonts w:ascii="Arial" w:eastAsia="Arial" w:hAnsi="Arial" w:cs="Arial"/>
+          <w:color w:val="000000" w:themeColor="text1"/>
+          <w:spacing w:val="-3"/>
+        </w:rPr>
+        <w:t>5</w:t>
+      </w:r>
+      <w:r>
+        <w:rPr>
+          <w:rFonts w:ascii="Arial" w:eastAsia="Arial" w:hAnsi="Arial" w:cs="Arial"/>
+          <w:color w:val="000000" w:themeColor="text1"/>
+          <w:spacing w:val="-3"/>
+        </w:rPr>
+        <w:t>070000649</w:t>
+      </w:r>
+      <w:r>
+        <w:rPr>
+          <w:rFonts w:ascii="Arial" w:eastAsia="Arial" w:hAnsi="Arial" w:cs="Arial"/>
+          <w:color w:val="000000" w:themeColor="text1"/>
+          <w:spacing w:val="-3"/>
+        </w:rPr>
+        <w:t xml:space="preserve"> del </w:t>
+      </w:r>
+      <w:r>
+        <w:rPr>
+          <w:rFonts w:ascii="Arial" w:eastAsia="Arial" w:hAnsi="Arial" w:cs="Arial"/>
+          <w:color w:val="000000" w:themeColor="text1"/>
+          <w:spacing w:val="-3"/>
+        </w:rPr>
+        <w:t>20</w:t>
+      </w:r>
+      <w:r>
+        <w:rPr>
+          <w:rFonts w:ascii="Arial" w:eastAsia="Arial" w:hAnsi="Arial" w:cs="Arial"/>
+          <w:color w:val="000000" w:themeColor="text1"/>
+          <w:spacing w:val="-3"/>
+        </w:rPr>
+        <w:t xml:space="preserve"> de </w:t>
+      </w:r>
+      <w:r>
+        <w:rPr>
+          <w:rFonts w:ascii="Arial" w:eastAsia="Arial" w:hAnsi="Arial" w:cs="Arial"/>
+          <w:color w:val="000000" w:themeColor="text1"/>
+          <w:spacing w:val="-3"/>
+        </w:rPr>
+        <w:t>febrero</w:t>
+      </w:r>
+      <w:r>
+        <w:rPr>
+          <w:rFonts w:ascii="Arial" w:eastAsia="Arial" w:hAnsi="Arial" w:cs="Arial"/>
+          <w:color w:val="000000" w:themeColor="text1"/>
+          <w:spacing w:val="-3"/>
+        </w:rPr>
+        <w:t xml:space="preserve"> de 202</w:t>
+      </w:r>
+      <w:r>
+        <w:rPr>
+          <w:rFonts w:ascii="Arial" w:eastAsia="Arial" w:hAnsi="Arial" w:cs="Arial"/>
+          <w:color w:val="000000" w:themeColor="text1"/>
+          <w:spacing w:val="-3"/>
+        </w:rPr>
+        <w:t>5</w:t>
+      </w:r>
+      <w:r>
+        <w:rPr>
+          <w:rFonts w:ascii="Arial" w:eastAsia="Arial" w:hAnsi="Arial" w:cs="Arial"/>
+          <w:color w:val="000000" w:themeColor="text1"/>
+          <w:spacing w:val="-3"/>
+        </w:rPr>
+        <w:t>, como Gerente General</w:t>
+      </w:r>
+      <w:r>
+        <w:rPr>
+          <w:rFonts w:ascii="Arial" w:eastAsia="Arial" w:hAnsi="Arial" w:cs="Arial"/>
+          <w:color w:val="000000" w:themeColor="text1"/>
+          <w:spacing w:val="-3"/>
+        </w:rPr>
+        <w:t xml:space="preserve"> </w:t>
+      </w:r>
+      <w:r>
+        <w:rPr>
+          <w:rFonts w:ascii="Arial" w:eastAsia="Arial" w:hAnsi="Arial" w:cs="Arial"/>
+          <w:color w:val="000000" w:themeColor="text1"/>
+          <w:spacing w:val="-3"/>
+        </w:rPr>
+        <w:t xml:space="preserve">de la </w:t>
+      </w:r>
+      <w:r>
+        <w:rPr>
+          <w:rFonts w:ascii="Arial" w:eastAsia="Arial" w:hAnsi="Arial" w:cs="Arial"/>
+          <w:b/>
+          <w:bCs/>
+          <w:color w:val="000000" w:themeColor="text1"/>
+          <w:spacing w:val="-3"/>
+        </w:rPr>
+        <w:t>EMPRESA DE PARQUES Y EVENTOS DE ANTIOQUIA – ACTIVA</w:t>
+      </w:r>
+      <w:r>
+        <w:rPr>
+          <w:rFonts w:ascii="Arial" w:eastAsia="Arial" w:hAnsi="Arial" w:cs="Arial"/>
+          <w:b/>
+          <w:bCs/>
+          <w:color w:val="000000" w:themeColor="text1"/>
+        </w:rPr>
         <w:t>,</w:t>
       </w:r>
       <w:r>
         <w:rPr>
           <w:rFonts w:ascii="Arial" w:eastAsia="Arial" w:hAnsi="Arial" w:cs="Arial"/>
           <w:color w:val="000000" w:themeColor="text1"/>
-          <w:spacing w:val="-3"/>
-        </w:rPr>
-        <w:t xml:space="preserve"> nombrad</w:t>
+        </w:rPr>
+        <w:t xml:space="preserve"> entidad pública organizada como Empresa Industrial y Comercial del Estado, </w:t>
       </w:r>
       <w:r>
         <w:rPr>
           <w:rFonts w:ascii="Arial" w:eastAsia="Arial" w:hAnsi="Arial" w:cs="Arial"/>
           <w:color w:val="000000" w:themeColor="text1"/>
-          <w:spacing w:val="-3"/>
-        </w:rPr>
-        <w:t>o</w:t>
+        </w:rPr>
+        <w:t>d</w:t>
       </w:r>
       <w:r>
         <w:rPr>
           <w:rFonts w:ascii="Arial" w:eastAsia="Arial" w:hAnsi="Arial" w:cs="Arial"/>
           <w:color w:val="000000" w:themeColor="text1"/>
-          <w:spacing w:val="-3"/>
-        </w:rPr>
-        <w:t xml:space="preserve"> mediante el Decreto </w:t>
+        </w:rPr>
+        <w:t>escentralizada perteneciente al orden Departamental, identificada con NIT 901</w:t>
       </w:r>
       <w:r>
         <w:rPr>
           <w:rFonts w:ascii="Arial" w:eastAsia="Arial" w:hAnsi="Arial" w:cs="Arial"/>
           <w:color w:val="000000" w:themeColor="text1"/>
-          <w:spacing w:val="-3"/>
-        </w:rPr>
-        <w:t xml:space="preserve">Departamental </w:t>
+        </w:rPr>
+        <w:t>.</w:t>
       </w:r>
       <w:r>
         <w:rPr>
           <w:rFonts w:ascii="Arial" w:eastAsia="Arial" w:hAnsi="Arial" w:cs="Arial"/>
           <w:color w:val="000000" w:themeColor="text1"/>
-          <w:spacing w:val="-3"/>
-        </w:rPr>
-        <w:t>No</w:t>
+        </w:rPr>
+        <w:t>437</w:t>
       </w:r>
       <w:r>
         <w:rPr>
           <w:rFonts w:ascii="Arial" w:eastAsia="Arial" w:hAnsi="Arial" w:cs="Arial"/>
           <w:color w:val="000000" w:themeColor="text1"/>
-          <w:spacing w:val="-3"/>
+        </w:rPr>
+        <w:t>.</w:t>
+      </w:r>
+      <w:r>
+        <w:rPr>
+          <w:rFonts w:ascii="Arial" w:eastAsia="Arial" w:hAnsi="Arial" w:cs="Arial"/>
+          <w:color w:val="000000" w:themeColor="text1"/>
+        </w:rPr>
+        <w:t>957-8, quien para los efectos de este contrato se denominará</w:t>
+      </w:r>
+      <w:r>
+        <w:rPr>
+          <w:rFonts w:ascii="Arial" w:eastAsia="Arial" w:hAnsi="Arial" w:cs="Arial"/>
+          <w:b/>
+          <w:bCs/>
+          <w:color w:val="000000" w:themeColor="text1"/>
+        </w:rPr>
+        <w:t xml:space="preserve"> EL CONTRATANTE,</w:t>
+      </w:r>
+      <w:r>
+        <w:rPr>
+          <w:rFonts w:ascii="Arial" w:eastAsia="Arial" w:hAnsi="Arial" w:cs="Arial"/>
+          <w:color w:val="000000" w:themeColor="text1"/>
         </w:rPr>
         <w:t xml:space="preserve"> </w:t>
       </w:r>
       <w:r>
         <w:rPr>
           <w:rFonts w:ascii="Arial" w:eastAsia="Arial" w:hAnsi="Arial" w:cs="Arial"/>
-          <w:color w:val="000000" w:themeColor="text1"/>
-          <w:spacing w:val="-3"/>
-        </w:rPr>
-        <w:t>202</w:t>
+        </w:rPr>
+        <w:t xml:space="preserve">por una parte, </w:t>
       </w:r>
       <w:r>
         <w:rPr>
           <w:rFonts w:ascii="Arial" w:eastAsia="Arial" w:hAnsi="Arial" w:cs="Arial"/>
           <w:color w:val="000000" w:themeColor="text1"/>
-          <w:spacing w:val="-3"/>
-        </w:rPr>
-        <w:t>5</w:t>
+        </w:rPr>
+        <w:t>y de la otra,</w:t>
       </w:r>
       <w:r>
         <w:rPr>
           <w:rFonts w:ascii="Arial" w:eastAsia="Arial" w:hAnsi="Arial" w:cs="Arial"/>
           <w:color w:val="000000" w:themeColor="text1"/>
-          <w:spacing w:val="-3"/>
-        </w:rPr>
-        <w:t>070000649</w:t>
+        </w:rPr>
+        <w:t xml:space="preserve"> </w:t>
       </w:r>
       <w:r>
         <w:rPr>
           <w:rFonts w:ascii="Arial" w:eastAsia="Arial" w:hAnsi="Arial" w:cs="Arial"/>
-          <w:color w:val="000000" w:themeColor="text1"/>
-          <w:spacing w:val="-3"/>
-        </w:rPr>
-        <w:t xml:space="preserve"> del </w:t>
-      </w:r>
-      <w:r>
-        <w:rPr>
-          <w:rFonts w:ascii="Arial" w:eastAsia="Arial" w:hAnsi="Arial" w:cs="Arial"/>
-          <w:color w:val="000000" w:themeColor="text1"/>
-          <w:spacing w:val="-3"/>
-        </w:rPr>
-        <w:t>20</w:t>
-      </w:r>
-      <w:r>
-        <w:rPr>
-          <w:rFonts w:ascii="Arial" w:eastAsia="Arial" w:hAnsi="Arial" w:cs="Arial"/>
-          <w:color w:val="000000" w:themeColor="text1"/>
-          <w:spacing w:val="-3"/>
-        </w:rPr>
-        <w:t xml:space="preserve"> de </w:t>
-      </w:r>
-      <w:r>
-        <w:rPr>
-          <w:rFonts w:ascii="Arial" w:eastAsia="Arial" w:hAnsi="Arial" w:cs="Arial"/>
-          <w:color w:val="000000" w:themeColor="text1"/>
-          <w:spacing w:val="-3"/>
-        </w:rPr>
-        <w:t>febrero</w:t>
-      </w:r>
-      <w:r>
-        <w:rPr>
-          <w:rFonts w:ascii="Arial" w:eastAsia="Arial" w:hAnsi="Arial" w:cs="Arial"/>
-          <w:color w:val="000000" w:themeColor="text1"/>
-          <w:spacing w:val="-3"/>
-        </w:rPr>
-        <w:t xml:space="preserve"> de 202</w:t>
-      </w:r>
-      <w:r>
-        <w:rPr>
-          <w:rFonts w:ascii="Arial" w:eastAsia="Arial" w:hAnsi="Arial" w:cs="Arial"/>
-          <w:color w:val="000000" w:themeColor="text1"/>
-          <w:spacing w:val="-3"/>
-        </w:rPr>
-        <w:t>5</w:t>
-      </w:r>
-      <w:r>
-        <w:rPr>
-          <w:rFonts w:ascii="Arial" w:eastAsia="Arial" w:hAnsi="Arial" w:cs="Arial"/>
-          <w:color w:val="000000" w:themeColor="text1"/>
-          <w:spacing w:val="-3"/>
-        </w:rPr>
-        <w:t>, como Gerente General</w:t>
-      </w:r>
-      <w:r>
-        <w:rPr>
-          <w:rFonts w:ascii="Arial" w:eastAsia="Arial" w:hAnsi="Arial" w:cs="Arial"/>
-          <w:color w:val="000000" w:themeColor="text1"/>
-          <w:spacing w:val="-3"/>
-        </w:rPr>
-        <w:t xml:space="preserve"> </w:t>
-      </w:r>
-      <w:r>
-        <w:rPr>
-          <w:rFonts w:ascii="Arial" w:eastAsia="Arial" w:hAnsi="Arial" w:cs="Arial"/>
-          <w:color w:val="000000" w:themeColor="text1"/>
-          <w:spacing w:val="-3"/>
-        </w:rPr>
-        <w:t xml:space="preserve">de la </w:t>
-      </w:r>
-      <w:r>
-        <w:rPr>
-          <w:rFonts w:ascii="Arial" w:eastAsia="Arial" w:hAnsi="Arial" w:cs="Arial"/>
-          <w:b/>
-          <w:bCs/>
-          <w:color w:val="000000" w:themeColor="text1"/>
-          <w:spacing w:val="-3"/>
-        </w:rPr>
-        <w:t>EMPRESA DE PARQUES Y EVENTOS DE ANTIOQUIA – ACTIVA</w:t>
-      </w:r>
-      <w:r>
-        <w:rPr>
-          <w:rFonts w:ascii="Arial" w:eastAsia="Arial" w:hAnsi="Arial" w:cs="Arial"/>
-          <w:b/>
-          <w:bCs/>
-          <w:color w:val="000000" w:themeColor="text1"/>
-        </w:rPr>
-        <w:t>,</w:t>
-      </w:r>
-      <w:r>
-        <w:rPr>
-          <w:rFonts w:ascii="Arial" w:eastAsia="Arial" w:hAnsi="Arial" w:cs="Arial"/>
-          <w:color w:val="000000" w:themeColor="text1"/>
-        </w:rPr>
-        <w:t xml:space="preserve"> entidad pública organizada como Empresa Industrial y Comercial del Estado, </w:t>
-      </w:r>
-      <w:r>
-        <w:rPr>
-          <w:rFonts w:ascii="Arial" w:eastAsia="Arial" w:hAnsi="Arial" w:cs="Arial"/>
-          <w:color w:val="000000" w:themeColor="text1"/>
-        </w:rPr>
-        <w:t>d</w:t>
-      </w:r>
-      <w:r>
-        <w:rPr>
-          <w:rFonts w:ascii="Arial" w:eastAsia="Arial" w:hAnsi="Arial" w:cs="Arial"/>
-          <w:color w:val="000000" w:themeColor="text1"/>
-        </w:rPr>
-        <w:t>escentralizada perteneciente al orden Departamental, identificada con NIT 901</w:t>
-      </w:r>
-      <w:r>
-        <w:rPr>
-          <w:rFonts w:ascii="Arial" w:eastAsia="Arial" w:hAnsi="Arial" w:cs="Arial"/>
-          <w:color w:val="000000" w:themeColor="text1"/>
-        </w:rPr>
-        <w:t>.</w:t>
-      </w:r>
-      <w:r>
-        <w:rPr>
-          <w:rFonts w:ascii="Arial" w:eastAsia="Arial" w:hAnsi="Arial" w:cs="Arial"/>
-          <w:color w:val="000000" w:themeColor="text1"/>
-        </w:rPr>
-        <w:t>437</w:t>
-      </w:r>
-      <w:r>
-        <w:rPr>
-          <w:rFonts w:ascii="Arial" w:eastAsia="Arial" w:hAnsi="Arial" w:cs="Arial"/>
-          <w:color w:val="000000" w:themeColor="text1"/>
-        </w:rPr>
-        <w:t>.</w:t>
-      </w:r>
-      <w:r>
-        <w:rPr>
-          <w:rFonts w:ascii="Arial" w:eastAsia="Arial" w:hAnsi="Arial" w:cs="Arial"/>
-          <w:color w:val="000000" w:themeColor="text1"/>
-        </w:rPr>
-        <w:t>957-8, quien</w:t>
-      </w:r>
-      <w:r>
-        <w:rPr>
-          <w:rFonts w:ascii="Arial" w:eastAsia="Arial" w:hAnsi="Arial" w:cs="Arial"/>
-          <w:color w:val="000000" w:themeColor="text1"/>
-        </w:rPr>
-        <w:t xml:space="preserve"> para los efectos de este contrato se denominará</w:t>
-      </w:r>
-      <w:r>
-        <w:rPr>
-          <w:rFonts w:ascii="Arial" w:eastAsia="Arial" w:hAnsi="Arial" w:cs="Arial"/>
-          <w:b/>
-          <w:bCs/>
-          <w:color w:val="000000" w:themeColor="text1"/>
-        </w:rPr>
-        <w:t xml:space="preserve"> EL CONTRATANTE,</w:t>
-      </w:r>
-      <w:r>
-        <w:rPr>
-          <w:rFonts w:ascii="Arial" w:eastAsia="Arial" w:hAnsi="Arial" w:cs="Arial"/>
-          <w:color w:val="000000" w:themeColor="text1"/>
-        </w:rPr>
-        <w:t xml:space="preserve"> </w:t>
-      </w:r>
-      <w:r>
-        <w:rPr>
-          <w:rFonts w:ascii="Arial" w:eastAsia="Arial" w:hAnsi="Arial" w:cs="Arial"/>
-        </w:rPr>
-        <w:t xml:space="preserve">por una parte, </w:t>
-      </w:r>
-      <w:r>
-        <w:rPr>
-          <w:rFonts w:ascii="Arial" w:eastAsia="Arial" w:hAnsi="Arial" w:cs="Arial"/>
-          <w:color w:val="000000" w:themeColor="text1"/>
-        </w:rPr>
-        <w:t>y de la otra,</w:t>
-      </w:r>
-      <w:r>
-        <w:rPr>
-          <w:rFonts w:ascii="Arial" w:eastAsia="Arial" w:hAnsi="Arial" w:cs="Arial"/>
-          <w:color w:val="000000" w:themeColor="text1"/>
-        </w:rPr>
-        <w:t xml:space="preserve"> </w:t>
-      </w:r>
-      <w:r>
-        <w:rPr>
-          <w:rFonts w:ascii="Arial" w:eastAsia="Arial" w:hAnsi="Arial" w:cs="Arial"/>
           <w:b/>
           <w:bCs/>
           <w:color w:val="000000"/>
         </w:rPr>
-        <w:t>{nombre_contratista}</w:t>
-      </w:r>
-      <w:r>
-        <w:rPr>
-          <w:rFonts w:ascii="Arial" w:eastAsia="Arial" w:hAnsi="Arial" w:cs="Arial"/>
-          <w:b/>
-          <w:bCs/>
-          <w:color w:val="000000"/>
-        </w:rPr>
-        <w:t xml:space="preserve"> </w:t>
+        <w:t xml:space="preserve">{nombre_contratista} </w:t>
       </w:r>
       <w:r>
         <w:rPr>
@@ -1078,16 +1038,7 @@
           <w:bCs/>
           <w:color w:val="000000" w:themeColor="text1"/>
         </w:rPr>
-        <w:t>PRIMERA. OBJETO:</w:t>
-      </w:r>
-      <w:r>
-        <w:rPr>
-          <w:rFonts w:ascii="Arial" w:hAnsi="Arial" w:cs="Arial"/>
-          <w:b/>
-          <w:bCs/>
-          <w:color w:val="000000" w:themeColor="text1"/>
-        </w:rPr>
-        <w:t xml:space="preserve"> </w:t>
+        <w:t xml:space="preserve">PRIMERA. OBJETO: </w:t>
       </w:r>
       <w:r>
         <w:rPr>
@@ -1282,29 +1233,7 @@
           <w:szCs w:val="22"/>
           <w:shd w:val="clear" w:color="auto" w:fill="FFFFFF"/>
         </w:rPr>
-        <w:t xml:space="preserve">Desde la suscripción del acta de inicio, hasta el </w:t>
-      </w:r>
-      <w:r>
-        <w:rPr>
-          <w:rStyle w:val="normaltextrun"/>
-          <w:rFonts w:cs="Arial"/>
-          <w:color w:val="000000"/>
-          <w:sz w:val="22"/>
-          <w:szCs w:val="22"/>
-          <w:shd w:val="clear" w:color="auto" w:fill="FFFFFF"/>
-        </w:rPr>
-        <w:t>{fecha_terminacion_texto}</w:t>
-      </w:r>
-      <w:r>
-        <w:rPr>
-          <w:rStyle w:val="normaltextrun"/>
-          <w:rFonts w:cs="Arial"/>
-          <w:color w:val="000000"/>
-          <w:sz w:val="22"/>
-          <w:szCs w:val="22"/>
-          <w:shd w:val="clear" w:color="auto" w:fill="FFFFFF"/>
-        </w:rPr>
-        <w:t>.</w:t>
+        <w:t>Desde la suscripción del acta de inicio, hasta el {fecha_terminacion_texto}.</w:t>
       </w:r>
     </w:p>
     <w:p>
@@ -1545,7 +1474,7 @@
         <w:jc w:val="both"/>
         <w:rPr>
           <w:rFonts w:ascii="Arial" w:eastAsia="Times New Roman" w:hAnsi="Arial" w:cs="Arial"/>
-          <w:color w:val="0D0D0D" w:themeColor="text1" w:themeTint="F2"/>
+          <w:color w:val="000000" w:themeColor="text1"/>
           <w:lang w:val="es-CO" w:eastAsia="es-ES"/>
         </w:rPr>
       </w:pPr>
@@ -1569,26 +1498,26 @@
           <w:lang w:val="es-CO" w:eastAsia="es-ES"/>
         </w:rPr>
       </w:pPr>
-      <w:r>
+    </w:p>
+    <w:p>
+      <w:pPr>
+        <w:suppressAutoHyphens/>
+        <w:ind w:right="-425"/>
+        <w:jc w:val="both"/>
         <w:rPr>
           <w:rFonts w:ascii="Arial" w:eastAsia="Times New Roman" w:hAnsi="Arial" w:cs="Arial"/>
           <w:color w:val="0D0D0D" w:themeColor="text1" w:themeTint="F2"/>
           <w:lang w:val="es-CO" w:eastAsia="es-ES"/>
         </w:rPr>
-        <w:t>Así mismo, para proceder al pago, la EMPRESA DE PARQUES Y EVENTOS DE ANTIOQUIA – ACTIVA, verificará que el contratista se encuentre al día en el pago de sus obligaciones parafiscales y aquellas relacionadas con los sistemas de seguridad social integral.</w:t>
-      </w:r>
-    </w:p>
-    <w:p>
-      <w:pPr>
-        <w:suppressAutoHyphens/>
-        <w:ind w:right="-425"/>
-        <w:jc w:val="both"/>
+      </w:pPr>
+      <w:r>
         <w:rPr>
           <w:rFonts w:ascii="Arial" w:eastAsia="Times New Roman" w:hAnsi="Arial" w:cs="Arial"/>
           <w:color w:val="0D0D0D" w:themeColor="text1" w:themeTint="F2"/>
           <w:lang w:val="es-CO" w:eastAsia="es-ES"/>
         </w:rPr>
-      </w:pPr>
+        <w:t>Así mismo, para proceder al pago, la EMPRESA DE PARQUES Y EVENTOS DE ANTIOQUIA – ACTIVA, verificará que el contratista se encuentre al día en el pago de sus obligaciones parafiscales y aquellas relacionadas con los sistemas de seguridad social integral.</w:t>
+      </w:r>
     </w:p>
     <w:p>
       <w:pPr>
@@ -1601,26 +1530,26 @@
           <w:lang w:val="es-CO" w:eastAsia="es-ES"/>
         </w:rPr>
       </w:pPr>
-      <w:r>
+    </w:p>
+    <w:p>
+      <w:pPr>
+        <w:suppressAutoHyphens/>
+        <w:ind w:right="-425"/>
+        <w:jc w:val="both"/>
         <w:rPr>
           <w:rFonts w:ascii="Arial" w:eastAsia="Times New Roman" w:hAnsi="Arial" w:cs="Arial"/>
           <w:color w:val="0D0D0D" w:themeColor="text1" w:themeTint="F2"/>
           <w:lang w:val="es-CO" w:eastAsia="es-ES"/>
         </w:rPr>
-        <w:t>El contratista deberá aportar las certificaciones y documentación de los dependientes económicos en caso de tenerlos, para ACTIVA realizar los respectivos análisis y depuraciones fiscales en los abonos en cuenta o pagos derivados de este contrato.</w:t>
-      </w:r>
-    </w:p>
-    <w:p>
-      <w:pPr>
-        <w:suppressAutoHyphens/>
-        <w:ind w:right="-425"/>
-        <w:jc w:val="both"/>
+      </w:pPr>
+      <w:r>
         <w:rPr>
           <w:rFonts w:ascii="Arial" w:eastAsia="Times New Roman" w:hAnsi="Arial" w:cs="Arial"/>
           <w:color w:val="0D0D0D" w:themeColor="text1" w:themeTint="F2"/>
           <w:lang w:val="es-CO" w:eastAsia="es-ES"/>
         </w:rPr>
-      </w:pPr>
+        <w:t>El contratista deberá aportar las certificaciones y documentación de los dependientes económicos en caso de tenerlos, para ACTIVA realizar los respectivos análisis y depuraciones fiscales en los abonos en cuenta o pagos derivados de este contrato.</w:t>
+      </w:r>
     </w:p>
     <w:p>
       <w:pPr>
@@ -1633,26 +1562,26 @@
           <w:lang w:val="es-CO" w:eastAsia="es-ES"/>
         </w:rPr>
       </w:pPr>
-      <w:r>
+    </w:p>
+    <w:p>
+      <w:pPr>
+        <w:suppressAutoHyphens/>
+        <w:ind w:right="-425"/>
+        <w:jc w:val="both"/>
         <w:rPr>
           <w:rFonts w:ascii="Arial" w:eastAsia="Times New Roman" w:hAnsi="Arial" w:cs="Arial"/>
           <w:color w:val="0D0D0D" w:themeColor="text1" w:themeTint="F2"/>
           <w:lang w:val="es-CO" w:eastAsia="es-ES"/>
         </w:rPr>
-        <w:t>El recurso no ejecutado será liberado por parte de ACTIVA una vez terminado el contrato.</w:t>
-      </w:r>
-    </w:p>
-    <w:p>
-      <w:pPr>
-        <w:suppressAutoHyphens/>
-        <w:ind w:right="-425"/>
-        <w:jc w:val="both"/>
+      </w:pPr>
+      <w:r>
         <w:rPr>
           <w:rFonts w:ascii="Arial" w:eastAsia="Times New Roman" w:hAnsi="Arial" w:cs="Arial"/>
           <w:color w:val="0D0D0D" w:themeColor="text1" w:themeTint="F2"/>
           <w:lang w:val="es-CO" w:eastAsia="es-ES"/>
         </w:rPr>
-      </w:pPr>
+        <w:t>El recurso no ejecutado será liberado por parte de ACTIVA una vez terminado el contrato.</w:t>
+      </w:r>
     </w:p>
     <w:p>
       <w:pPr>
@@ -1665,36 +1594,36 @@
           <w:lang w:val="es-CO" w:eastAsia="es-ES"/>
         </w:rPr>
       </w:pPr>
-      <w:r>
-        <w:rPr>
-          <w:rFonts w:ascii="Arial" w:eastAsia="Times New Roman" w:hAnsi="Arial" w:cs="Arial"/>
-          <w:b/>
-          <w:bCs/>
-          <w:color w:val="0D0D0D" w:themeColor="text1" w:themeTint="F2"/>
-          <w:lang w:val="es-CO" w:eastAsia="es-ES"/>
-        </w:rPr>
-        <w:t xml:space="preserve">Nota: </w:t>
-      </w:r>
-      <w:r>
+    </w:p>
+    <w:p>
+      <w:pPr>
+        <w:suppressAutoHyphens/>
+        <w:ind w:right="-425"/>
+        <w:jc w:val="both"/>
         <w:rPr>
           <w:rFonts w:ascii="Arial" w:eastAsia="Times New Roman" w:hAnsi="Arial" w:cs="Arial"/>
           <w:color w:val="0D0D0D" w:themeColor="text1" w:themeTint="F2"/>
           <w:lang w:val="es-CO" w:eastAsia="es-ES"/>
         </w:rPr>
-        <w:t>los impuestos, estampillas y retenciones que apliquen estarán a cargo del contratista.</w:t>
-      </w:r>
-    </w:p>
-    <w:p>
-      <w:pPr>
-        <w:suppressAutoHyphens/>
-        <w:ind w:right="-425"/>
-        <w:jc w:val="both"/>
+      </w:pPr>
+      <w:r>
+        <w:rPr>
+          <w:rFonts w:ascii="Arial" w:eastAsia="Times New Roman" w:hAnsi="Arial" w:cs="Arial"/>
+          <w:b/>
+          <w:bCs/>
+          <w:color w:val="0D0D0D" w:themeColor="text1" w:themeTint="F2"/>
+          <w:lang w:val="es-CO" w:eastAsia="es-ES"/>
+        </w:rPr>
+        <w:t xml:space="preserve">Nota: </w:t>
+      </w:r>
+      <w:r>
         <w:rPr>
           <w:rFonts w:ascii="Arial" w:eastAsia="Times New Roman" w:hAnsi="Arial" w:cs="Arial"/>
           <w:color w:val="0D0D0D" w:themeColor="text1" w:themeTint="F2"/>
           <w:lang w:val="es-CO" w:eastAsia="es-ES"/>
         </w:rPr>
-      </w:pPr>
+        <w:t>los impuestos, estampillas y retenciones que apliquen estarán a cargo del contratista.</w:t>
+      </w:r>
     </w:p>
     <w:p>
       <w:pPr>
@@ -1702,6 +1631,18 @@
         <w:ind w:right="-425"/>
         <w:jc w:val="both"/>
         <w:rPr>
+          <w:rFonts w:ascii="Arial" w:eastAsia="Times New Roman" w:hAnsi="Arial" w:cs="Arial"/>
+          <w:color w:val="0D0D0D" w:themeColor="text1" w:themeTint="F2"/>
+          <w:lang w:val="es-CO" w:eastAsia="es-ES"/>
+        </w:rPr>
+      </w:pPr>
+    </w:p>
+    <w:p>
+      <w:pPr>
+        <w:suppressAutoHyphens/>
+        <w:ind w:right="-425"/>
+        <w:jc w:val="both"/>
+        <w:rPr>
           <w:rFonts w:ascii="Arial" w:hAnsi="Arial" w:cs="Arial"/>
           <w:color w:val="000000" w:themeColor="text1"/>
         </w:rPr>
@@ -1743,14 +1684,7 @@
           <w:rFonts w:ascii="Arial" w:hAnsi="Arial" w:cs="Arial"/>
           <w:color w:val="000000" w:themeColor="text1"/>
         </w:rPr>
-        <w:t xml:space="preserve">l </w:t>
-      </w:r>
-      <w:r>
-        <w:rPr>
-          <w:rFonts w:ascii="Arial" w:hAnsi="Arial" w:cs="Arial"/>
-          <w:color w:val="000000" w:themeColor="text1"/>
-        </w:rPr>
-        <w:t>{presupuesto_texto}</w:t>
+        <w:t>l {presupuesto_texto}</w:t>
       </w:r>
     </w:p>
     <w:p>
@@ -2951,14 +2885,7 @@
           <w:rFonts w:ascii="Arial" w:eastAsia="Arial" w:hAnsi="Arial" w:cs="Arial"/>
           <w:bdr w:val="none" w:sz="0" w:space="0" w:color="auto" w:frame="1"/>
         </w:rPr>
-        <w:t xml:space="preserve"> </w:t>
-      </w:r>
-      <w:r>
-        <w:rPr>
-          <w:rFonts w:ascii="Arial" w:eastAsia="Arial" w:hAnsi="Arial" w:cs="Arial"/>
-          <w:bdr w:val="none" w:sz="0" w:space="0" w:color="auto" w:frame="1"/>
-        </w:rPr>
-        <w:t>{supervisor_nombre}</w:t>
+        <w:t xml:space="preserve"> {supervisor_nombre}</w:t>
       </w:r>
       <w:r>
         <w:rPr>
@@ -3528,10 +3455,13 @@
         <w:spacing w:line="300" w:lineRule="auto"/>
         <w:ind w:right="-283"/>
         <w:jc w:val="both"/>
-      </w:pPr>
-      <w:r>
-        <w:rPr>
-          <w:rFonts w:ascii="Segoe UI" w:eastAsia="Segoe UI" w:hAnsi="Segoe UI" w:cs="Segoe UI"/>
+        <w:rPr>
+          <w:rFonts w:ascii="Arial" w:hAnsi="Arial" w:cs="Arial"/>
+        </w:rPr>
+      </w:pPr>
+      <w:r>
+        <w:rPr>
+          <w:rFonts w:ascii="Arial" w:eastAsia="Segoe UI" w:hAnsi="Arial" w:cs="Arial"/>
           <w:sz w:val="21"/>
           <w:szCs w:val="21"/>
           <w:lang w:val="es-MX"/>
@@ -3540,7 +3470,7 @@
       </w:r>
       <w:r>
         <w:rPr>
-          <w:rFonts w:eastAsiaTheme="minorEastAsia"/>
+          <w:rFonts w:ascii="Arial" w:eastAsiaTheme="minorEastAsia" w:hAnsi="Arial" w:cs="Arial"/>
           <w:color w:val="000000" w:themeColor="text1"/>
           <w:lang w:val="es-MX"/>
         </w:rPr>
@@ -3548,7 +3478,7 @@
       </w:r>
       <w:r>
         <w:rPr>
-          <w:rFonts w:eastAsiaTheme="minorEastAsia"/>
+          <w:rFonts w:ascii="Arial" w:eastAsiaTheme="minorEastAsia" w:hAnsi="Arial" w:cs="Arial"/>
           <w:color w:val="000000" w:themeColor="text1"/>
           <w:lang w:val="es-MX"/>
         </w:rPr>
@@ -3556,7 +3486,7 @@
       </w:r>
       <w:r>
         <w:rPr>
-          <w:rFonts w:eastAsiaTheme="minorEastAsia"/>
+          <w:rFonts w:ascii="Arial" w:eastAsiaTheme="minorEastAsia" w:hAnsi="Arial" w:cs="Arial"/>
           <w:color w:val="000000" w:themeColor="text1"/>
           <w:lang w:val="es-MX"/>
         </w:rPr>
@@ -3669,7 +3599,7 @@
       </w:r>
       <w:r>
         <w:rPr>
-          <w:rFonts w:ascii="Segoe UI" w:eastAsia="Segoe UI" w:hAnsi="Segoe UI" w:cs="Segoe UI"/>
+          <w:rFonts w:ascii="Arial" w:eastAsia="Segoe UI" w:hAnsi="Arial" w:cs="Arial"/>
           <w:b/>
           <w:bCs/>
           <w:sz w:val="21"/>
@@ -3679,50 +3609,50 @@
       </w:r>
       <w:r>
         <w:rPr>
-          <w:rFonts w:eastAsiaTheme="minorEastAsia"/>
+          <w:rFonts w:ascii="Arial" w:eastAsiaTheme="minorEastAsia" w:hAnsi="Arial" w:cs="Arial"/>
           <w:color w:val="000000" w:themeColor="text1"/>
         </w:rPr>
         <w:t>En el presente contrato, cuy</w:t>
       </w:r>
       <w:r>
         <w:rPr>
-          <w:rFonts w:eastAsiaTheme="minorEastAsia"/>
+          <w:rFonts w:ascii="Arial" w:eastAsiaTheme="minorEastAsia" w:hAnsi="Arial" w:cs="Arial"/>
           <w:color w:val="000000" w:themeColor="text1"/>
         </w:rPr>
         <w:t>a</w:t>
       </w:r>
       <w:r>
         <w:rPr>
-          <w:rFonts w:eastAsiaTheme="minorEastAsia"/>
+          <w:rFonts w:ascii="Arial" w:eastAsiaTheme="minorEastAsia" w:hAnsi="Arial" w:cs="Arial"/>
           <w:color w:val="000000" w:themeColor="text1"/>
         </w:rPr>
         <w:t xml:space="preserve"> </w:t>
       </w:r>
       <w:r>
         <w:rPr>
-          <w:rFonts w:eastAsiaTheme="minorEastAsia"/>
+          <w:rFonts w:ascii="Arial" w:eastAsiaTheme="minorEastAsia" w:hAnsi="Arial" w:cs="Arial"/>
           <w:color w:val="000000" w:themeColor="text1"/>
         </w:rPr>
         <w:t>cuantía</w:t>
       </w:r>
       <w:r>
         <w:rPr>
-          <w:rFonts w:eastAsiaTheme="minorEastAsia"/>
-          <w:color w:val="000000" w:themeColor="text1"/>
-        </w:rPr>
-        <w:t xml:space="preserve"> es inferior a veinte (20) salarios mínimos legales mensuales vigentes (SMMLV), no se exigirá la constitución de garantías, atendiendo la naturaleza del objeto, la modalidad de contratación y la justificación contenida en los estudios previos, </w:t>
-      </w:r>
-      <w:r>
-        <w:rPr>
-          <w:rFonts w:eastAsiaTheme="minorEastAsia"/>
+          <w:rFonts w:ascii="Arial" w:eastAsiaTheme="minorEastAsia" w:hAnsi="Arial" w:cs="Arial"/>
+          <w:color w:val="000000" w:themeColor="text1"/>
+        </w:rPr>
+        <w:t xml:space="preserve"> es inferior a veinte (20) salarios mínimos legales mensuales vigentes (SMMLV), no se exigirá la constitución de garantías, atendiendo la naturaleza del objeto, la modalidad de contratación y la justificación </w:t>
+      </w:r>
+      <w:r>
+        <w:rPr>
+          <w:rFonts w:ascii="Arial" w:eastAsiaTheme="minorEastAsia" w:hAnsi="Arial" w:cs="Arial"/>
           <w:color w:val="000000" w:themeColor="text1"/>
         </w:rPr>
         <w:lastRenderedPageBreak/>
-        <w:t>conforme a la normativa vigente y al Manual de Contratación de la EMPRESA DE PARQUES Y EVENTOS DE ANTIOQUIA – ACTIVA. No obstante, la entidad podrá exigir garantías cuando lo considere necesario para proteger los intereses públicos, dejando constancia de la motivación en los documentos del proceso</w:t>
-      </w:r>
-      <w:r>
-        <w:rPr>
-          <w:rFonts w:ascii="Segoe UI" w:eastAsia="Segoe UI" w:hAnsi="Segoe UI" w:cs="Segoe UI"/>
+        <w:t>contenida en los estudios previos, conforme a la normativa vigente y al Manual de Contratación de la EMPRESA DE PARQUES Y EVENTOS DE ANTIOQUIA – ACTIVA. No obstante, la entidad podrá exigir garantías cuando lo considere necesario para proteger los intereses públicos, dejando constancia de la motivación en los documentos del proceso</w:t>
+      </w:r>
+      <w:r>
+        <w:rPr>
+          <w:rFonts w:ascii="Arial" w:eastAsia="Segoe UI" w:hAnsi="Arial" w:cs="Arial"/>
           <w:sz w:val="21"/>
           <w:szCs w:val="21"/>
         </w:rPr>
@@ -3997,25 +3927,7 @@
           <w:color w:val="000000" w:themeColor="text1"/>
           <w:spacing w:val="-3"/>
         </w:rPr>
-        <w:t xml:space="preserve"> </w:t>
-      </w:r>
-      <w:proofErr w:type="gramStart"/>
-      <w:r>
-        <w:rPr>
-          <w:rFonts w:ascii="Arial" w:hAnsi="Arial" w:cs="Arial"/>
-          <w:color w:val="000000" w:themeColor="text1"/>
-          <w:spacing w:val="-3"/>
-        </w:rPr>
-        <w:t>Director</w:t>
-      </w:r>
-      <w:proofErr w:type="gramEnd"/>
-      <w:r>
-        <w:rPr>
-          <w:rFonts w:ascii="Arial" w:hAnsi="Arial" w:cs="Arial"/>
-          <w:color w:val="000000" w:themeColor="text1"/>
-          <w:spacing w:val="-3"/>
-        </w:rPr>
-        <w:t xml:space="preserve"> Jurídic</w:t>
+        <w:t xml:space="preserve"> Director Jurídic</w:t>
       </w:r>
       <w:r>
         <w:rPr>
@@ -4325,7 +4237,29 @@
           <w:color w:val="000000" w:themeColor="text1"/>
           <w:lang w:val="es-CO"/>
         </w:rPr>
-        <w:t>El acta de liquidación deberá ser suscrita por las partes del contrato y por el supervisor quien será el responsable de la suscripción de la misma. El término de la liquidación será de conformidad a lo estipulado en el artículo 11 de la ley 1150 de 2007.</w:t>
+        <w:t xml:space="preserve">El acta de liquidación deberá ser suscrita por las partes del contrato y por el supervisor quien será el responsable de la suscripción de </w:t>
+      </w:r>
+      <w:proofErr w:type="gramStart"/>
+      <w:r>
+        <w:rPr>
+          <w:rFonts w:ascii="Arial" w:hAnsi="Arial" w:cs="Arial"/>
+          <w:i/>
+          <w:iCs/>
+          <w:color w:val="000000" w:themeColor="text1"/>
+          <w:lang w:val="es-CO"/>
+        </w:rPr>
+        <w:t>la misma</w:t>
+      </w:r>
+      <w:proofErr w:type="gramEnd"/>
+      <w:r>
+        <w:rPr>
+          <w:rFonts w:ascii="Arial" w:hAnsi="Arial" w:cs="Arial"/>
+          <w:i/>
+          <w:iCs/>
+          <w:color w:val="000000" w:themeColor="text1"/>
+          <w:lang w:val="es-CO"/>
+        </w:rPr>
+        <w:t>. El término de la liquidación será de conformidad a lo estipulado en el artículo 11 de la ley 1150 de 2007.</w:t>
       </w:r>
     </w:p>
     <w:p>
@@ -5181,6 +5115,72 @@
     </w:p>
     <w:p>
       <w:pPr>
+        <w:ind w:right="-425"/>
+        <w:jc w:val="both"/>
+        <w:rPr>
+          <w:rFonts w:ascii="Arial" w:eastAsia="Calibri" w:hAnsi="Arial" w:cs="Arial"/>
+          <w:lang w:val="pt-BR"/>
+        </w:rPr>
+      </w:pPr>
+    </w:p>
+    <w:p>
+      <w:pPr>
+        <w:ind w:right="-425"/>
+        <w:jc w:val="both"/>
+        <w:rPr>
+          <w:rFonts w:ascii="Arial" w:eastAsia="Calibri" w:hAnsi="Arial" w:cs="Arial"/>
+          <w:b/>
+          <w:bCs/>
+          <w:lang w:val="pt-BR"/>
+        </w:rPr>
+      </w:pPr>
+      <w:r>
+        <w:rPr>
+          <w:rFonts w:ascii="Arial" w:eastAsia="Calibri" w:hAnsi="Arial" w:cs="Arial"/>
+          <w:b/>
+          <w:bCs/>
+          <w:lang w:val="pt-BR"/>
+        </w:rPr>
+        <w:t>{</w:t>
+      </w:r>
+      <w:proofErr w:type="spellStart"/>
+      <w:r>
+        <w:rPr>
+          <w:rFonts w:ascii="Arial" w:eastAsia="Calibri" w:hAnsi="Arial" w:cs="Arial"/>
+          <w:b/>
+          <w:bCs/>
+          <w:lang w:val="pt-BR"/>
+        </w:rPr>
+        <w:t>nombre_contratista</w:t>
+      </w:r>
+      <w:proofErr w:type="spellEnd"/>
+      <w:r>
+        <w:rPr>
+          <w:rFonts w:ascii="Arial" w:eastAsia="Calibri" w:hAnsi="Arial" w:cs="Arial"/>
+          <w:b/>
+          <w:bCs/>
+          <w:lang w:val="pt-BR"/>
+        </w:rPr>
+        <w:t>}</w:t>
+      </w:r>
+    </w:p>
+    <w:p>
+      <w:pPr>
+        <w:ind w:right="-425"/>
+        <w:jc w:val="both"/>
+        <w:rPr>
+          <w:rFonts w:ascii="Arial" w:eastAsia="Calibri" w:hAnsi="Arial" w:cs="Arial"/>
+        </w:rPr>
+      </w:pPr>
+      <w:r>
+        <w:rPr>
+          <w:rFonts w:ascii="Arial" w:eastAsia="Calibri" w:hAnsi="Arial" w:cs="Arial"/>
+        </w:rPr>
+        <w:t xml:space="preserve">CONTRATISTA </w:t>
+      </w:r>
+    </w:p>
+    <w:p>
+      <w:pPr>
         <w:tabs>
           <w:tab w:val="left" w:pos="2277"/>
         </w:tabs>
@@ -5207,6 +5207,32 @@
     </w:p>
     <w:p>
       <w:pPr>
+        <w:tabs>
+          <w:tab w:val="left" w:pos="2277"/>
+        </w:tabs>
+        <w:ind w:right="-425"/>
+        <w:jc w:val="both"/>
+        <w:rPr>
+          <w:rFonts w:ascii="Arial" w:hAnsi="Arial" w:cs="Arial"/>
+          <w:color w:val="000000" w:themeColor="text1"/>
+        </w:rPr>
+      </w:pPr>
+    </w:p>
+    <w:p>
+      <w:pPr>
+        <w:tabs>
+          <w:tab w:val="left" w:pos="2277"/>
+        </w:tabs>
+        <w:ind w:right="-425"/>
+        <w:jc w:val="both"/>
+        <w:rPr>
+          <w:rFonts w:ascii="Arial" w:hAnsi="Arial" w:cs="Arial"/>
+          <w:color w:val="000000" w:themeColor="text1"/>
+        </w:rPr>
+      </w:pPr>
+    </w:p>
+    <w:p>
+      <w:pPr>
         <w:ind w:right="-425"/>
         <w:jc w:val="both"/>
         <w:rPr>
@@ -5316,52 +5342,6 @@
           <w:lang w:val="pt-BR"/>
         </w:rPr>
       </w:pPr>
-    </w:p>
-    <w:p>
-      <w:pPr>
-        <w:ind w:right="-425"/>
-        <w:jc w:val="both"/>
-        <w:rPr>
-          <w:rFonts w:ascii="Arial" w:eastAsia="Calibri" w:hAnsi="Arial" w:cs="Arial"/>
-          <w:lang w:val="pt-BR"/>
-        </w:rPr>
-      </w:pPr>
-    </w:p>
-    <w:p>
-      <w:pPr>
-        <w:ind w:right="-425"/>
-        <w:jc w:val="both"/>
-        <w:rPr>
-          <w:rFonts w:ascii="Arial" w:eastAsia="Calibri" w:hAnsi="Arial" w:cs="Arial"/>
-          <w:b/>
-          <w:bCs/>
-          <w:lang w:val="pt-BR"/>
-        </w:rPr>
-      </w:pPr>
-      <w:r>
-        <w:rPr>
-          <w:rFonts w:ascii="Arial" w:eastAsia="Calibri" w:hAnsi="Arial" w:cs="Arial"/>
-          <w:b/>
-          <w:bCs/>
-          <w:lang w:val="pt-BR"/>
-        </w:rPr>
-        <w:t>{nombre_contratista}</w:t>
-      </w:r>
-    </w:p>
-    <w:p>
-      <w:pPr>
-        <w:ind w:right="-425"/>
-        <w:jc w:val="both"/>
-        <w:rPr>
-          <w:rFonts w:ascii="Arial" w:eastAsia="Calibri" w:hAnsi="Arial" w:cs="Arial"/>
-        </w:rPr>
-      </w:pPr>
-      <w:r>
-        <w:rPr>
-          <w:rFonts w:ascii="Arial" w:eastAsia="Calibri" w:hAnsi="Arial" w:cs="Arial"/>
-        </w:rPr>
-        <w:t xml:space="preserve">CONTRATISTA </w:t>
-      </w:r>
     </w:p>
     <w:p>
       <w:pPr>
@@ -5541,7 +5521,7 @@
                 <w:sz w:val="16"/>
                 <w:szCs w:val="16"/>
               </w:rPr>
-              <w:t xml:space="preserve">{proyecto}</w:t>
+              <w:t>{proyecto}</w:t>
             </w:r>
           </w:p>
         </w:tc>
@@ -5608,15 +5588,7 @@
                 <w:sz w:val="16"/>
                 <w:szCs w:val="16"/>
               </w:rPr>
-              <w:t>Revis</w:t>
-            </w:r>
-            <w:r>
-              <w:rPr>
-                <w:rFonts w:ascii="Arial" w:eastAsia="Calibri" w:hAnsi="Arial" w:cs="Arial"/>
-                <w:sz w:val="16"/>
-                <w:szCs w:val="16"/>
-              </w:rPr>
-              <w:t>ión jurídica</w:t>
+              <w:t>Revisión jurídica</w:t>
             </w:r>
           </w:p>
         </w:tc>
@@ -5646,7 +5618,7 @@
                 <w:sz w:val="16"/>
                 <w:szCs w:val="16"/>
               </w:rPr>
-              <w:t xml:space="preserve">{revision_juridica}</w:t>
+              <w:t>{revision_juridica}</w:t>
             </w:r>
           </w:p>
         </w:tc>
@@ -5713,15 +5685,7 @@
                 <w:sz w:val="16"/>
                 <w:szCs w:val="16"/>
               </w:rPr>
-              <w:t>Revis</w:t>
-            </w:r>
-            <w:r>
-              <w:rPr>
-                <w:rFonts w:ascii="Arial" w:eastAsia="Calibri" w:hAnsi="Arial" w:cs="Arial"/>
-                <w:sz w:val="16"/>
-                <w:szCs w:val="16"/>
-              </w:rPr>
-              <w:t>ión financiera</w:t>
+              <w:t>Revisión financiera</w:t>
             </w:r>
           </w:p>
         </w:tc>
@@ -5751,7 +5715,7 @@
                 <w:sz w:val="16"/>
                 <w:szCs w:val="16"/>
               </w:rPr>
-              <w:t xml:space="preserve">{revision_financiera}</w:t>
+              <w:t>{revision_financiera}</w:t>
             </w:r>
           </w:p>
         </w:tc>
@@ -5848,7 +5812,7 @@
                 <w:sz w:val="16"/>
                 <w:szCs w:val="16"/>
               </w:rPr>
-              <w:t xml:space="preserve">{aprobo}</w:t>
+              <w:t>{aprobo}</w:t>
             </w:r>
           </w:p>
         </w:tc>
@@ -7735,6 +7699,7 @@
   <w:style w:type="character" w:default="1" w:styleId="Fuentedeprrafopredeter">
     <w:name w:val="Default Paragraph Font"/>
     <w:uiPriority w:val="1"/>
+    <w:semiHidden/>
     <w:unhideWhenUsed/>
   </w:style>
   <w:style w:type="table" w:default="1" w:styleId="Tablanormal">
@@ -9871,6 +9836,26 @@
 </file>
 
 <file path=customXml/item1.xml><?xml version="1.0" encoding="utf-8"?>
+<p:properties xmlns:p="http://schemas.microsoft.com/office/2006/metadata/properties" xmlns:xsi="http://www.w3.org/2001/XMLSchema-instance" xmlns:pc="http://schemas.microsoft.com/office/infopath/2007/PartnerControls">
+  <documentManagement>
+    <TaxCatchAll xmlns="e817aef0-ee18-43df-8fb6-a8e286a8ac2b" xsi:nil="true"/>
+    <lcf76f155ced4ddcb4097134ff3c332f xmlns="0492cccb-6647-486e-854d-ea79f74918b5">
+      <Terms xmlns="http://schemas.microsoft.com/office/infopath/2007/PartnerControls"/>
+    </lcf76f155ced4ddcb4097134ff3c332f>
+  </documentManagement>
+</p:properties>
+</file>
+
+<file path=customXml/item2.xml><?xml version="1.0" encoding="utf-8"?>
+<?mso-contentType ?>
+<FormTemplates xmlns="http://schemas.microsoft.com/sharepoint/v3/contenttype/forms">
+  <Display>DocumentLibraryForm</Display>
+  <Edit>DocumentLibraryForm</Edit>
+  <New>DocumentLibraryForm</New>
+</FormTemplates>
+</file>
+
+<file path=customXml/item3.xml><?xml version="1.0" encoding="utf-8"?>
 <ct:contentTypeSchema xmlns:ct="http://schemas.microsoft.com/office/2006/metadata/contentType" xmlns:ma="http://schemas.microsoft.com/office/2006/metadata/properties/metaAttributes" ct:_="" ma:_="" ma:contentTypeName="Documento" ma:contentTypeID="0x01010009D7B0C64E77F64B88D164F77CD540CE" ma:contentTypeVersion="20" ma:contentTypeDescription="Crear nuevo documento." ma:contentTypeScope="" ma:versionID="d8051832bc294fed6848679ea26f6dc1">
   <xsd:schema xmlns:xsd="http://www.w3.org/2001/XMLSchema" xmlns:xs="http://www.w3.org/2001/XMLSchema" xmlns:p="http://schemas.microsoft.com/office/2006/metadata/properties" xmlns:ns2="e817aef0-ee18-43df-8fb6-a8e286a8ac2b" xmlns:ns3="0492cccb-6647-486e-854d-ea79f74918b5" targetNamespace="http://schemas.microsoft.com/office/2006/metadata/properties" ma:root="true" ma:fieldsID="75340f7370c80217d15047bf2bf01844" ns2:_="" ns3:_="">
     <xsd:import namespace="e817aef0-ee18-43df-8fb6-a8e286a8ac2b"/>
@@ -10131,27 +10116,26 @@
 </ct:contentTypeSchema>
 </file>
 
-<file path=customXml/item2.xml><?xml version="1.0" encoding="utf-8"?>
-<p:properties xmlns:p="http://schemas.microsoft.com/office/2006/metadata/properties" xmlns:xsi="http://www.w3.org/2001/XMLSchema-instance" xmlns:pc="http://schemas.microsoft.com/office/infopath/2007/PartnerControls">
-  <documentManagement>
-    <TaxCatchAll xmlns="e817aef0-ee18-43df-8fb6-a8e286a8ac2b" xsi:nil="true"/>
-    <lcf76f155ced4ddcb4097134ff3c332f xmlns="0492cccb-6647-486e-854d-ea79f74918b5">
-      <Terms xmlns="http://schemas.microsoft.com/office/infopath/2007/PartnerControls"/>
-    </lcf76f155ced4ddcb4097134ff3c332f>
-  </documentManagement>
-</p:properties>
+<file path=customXml/itemProps1.xml><?xml version="1.0" encoding="utf-8"?>
+<ds:datastoreItem xmlns:ds="http://schemas.openxmlformats.org/officeDocument/2006/customXml" ds:itemID="{450D9E2E-3E33-4BC6-ADC7-18A7ACCB1B1D}">
+  <ds:schemaRefs>
+    <ds:schemaRef ds:uri="http://schemas.microsoft.com/office/2006/metadata/properties"/>
+    <ds:schemaRef ds:uri="http://schemas.microsoft.com/office/infopath/2007/PartnerControls"/>
+    <ds:schemaRef ds:uri="e817aef0-ee18-43df-8fb6-a8e286a8ac2b"/>
+    <ds:schemaRef ds:uri="0492cccb-6647-486e-854d-ea79f74918b5"/>
+  </ds:schemaRefs>
+</ds:datastoreItem>
 </file>
 
-<file path=customXml/item3.xml><?xml version="1.0" encoding="utf-8"?>
-<?mso-contentType ?>
-<FormTemplates xmlns="http://schemas.microsoft.com/sharepoint/v3/contenttype/forms">
-  <Display>DocumentLibraryForm</Display>
-  <Edit>DocumentLibraryForm</Edit>
-  <New>DocumentLibraryForm</New>
-</FormTemplates>
+<file path=customXml/itemProps2.xml><?xml version="1.0" encoding="utf-8"?>
+<ds:datastoreItem xmlns:ds="http://schemas.openxmlformats.org/officeDocument/2006/customXml" ds:itemID="{14603871-D6DD-49BB-A886-8F65CE0FA38A}">
+  <ds:schemaRefs>
+    <ds:schemaRef ds:uri="http://schemas.microsoft.com/sharepoint/v3/contenttype/forms"/>
+  </ds:schemaRefs>
+</ds:datastoreItem>
 </file>
 
-<file path=customXml/itemProps1.xml><?xml version="1.0" encoding="utf-8"?>
+<file path=customXml/itemProps3.xml><?xml version="1.0" encoding="utf-8"?>
 <ds:datastoreItem xmlns:ds="http://schemas.openxmlformats.org/officeDocument/2006/customXml" ds:itemID="{F4E5EB90-5BAF-4863-892F-E288E4160F4D}">
   <ds:schemaRefs>
     <ds:schemaRef ds:uri="http://schemas.microsoft.com/office/2006/metadata/contentType"/>
@@ -10168,23 +10152,4 @@
     <ds:schemaRef ds:uri="http://schemas.microsoft.com/internal/obd"/>
   </ds:schemaRefs>
 </ds:datastoreItem>
-</file>
-
-<file path=customXml/itemProps2.xml><?xml version="1.0" encoding="utf-8"?>
-<ds:datastoreItem xmlns:ds="http://schemas.openxmlformats.org/officeDocument/2006/customXml" ds:itemID="{450D9E2E-3E33-4BC6-ADC7-18A7ACCB1B1D}">
-  <ds:schemaRefs>
-    <ds:schemaRef ds:uri="http://schemas.microsoft.com/office/2006/metadata/properties"/>
-    <ds:schemaRef ds:uri="http://schemas.microsoft.com/office/infopath/2007/PartnerControls"/>
-    <ds:schemaRef ds:uri="e817aef0-ee18-43df-8fb6-a8e286a8ac2b"/>
-    <ds:schemaRef ds:uri="0492cccb-6647-486e-854d-ea79f74918b5"/>
-  </ds:schemaRefs>
-</ds:datastoreItem>
-</file>
-
-<file path=customXml/itemProps3.xml><?xml version="1.0" encoding="utf-8"?>
-<ds:datastoreItem xmlns:ds="http://schemas.openxmlformats.org/officeDocument/2006/customXml" ds:itemID="{14603871-D6DD-49BB-A886-8F65CE0FA38A}">
-  <ds:schemaRefs>
-    <ds:schemaRef ds:uri="http://schemas.microsoft.com/sharepoint/v3/contenttype/forms"/>
-  </ds:schemaRefs>
-</ds:datastoreItem>
 </file>